--- a/+РПНД WП 2023+.docx
+++ b/+РПНД WП 2023+.docx
@@ -1,6 +1,6 @@
 
 <file path=word/document.xml><?xml version="1.0" encoding="utf-8"?>
-<w:document xmlns:wpc="http://schemas.microsoft.com/office/word/2010/wordprocessingCanvas" xmlns:cx="http://schemas.microsoft.com/office/drawing/2014/chartex" xmlns:cx1="http://schemas.microsoft.com/office/drawing/2015/9/8/chartex" xmlns:mc="http://schemas.openxmlformats.org/markup-compatibility/2006" xmlns:o="urn:schemas-microsoft-com:office:office" xmlns:r="http://schemas.openxmlformats.org/officeDocument/2006/relationships" xmlns:m="http://schemas.openxmlformats.org/officeDocument/2006/math" xmlns:v="urn:schemas-microsoft-com:vml" xmlns:wp14="http://schemas.microsoft.com/office/word/2010/wordprocessingDrawing" xmlns:wp="http://schemas.openxmlformats.org/drawingml/2006/wordprocessingDrawing" xmlns:w10="urn:schemas-microsoft-com:office:word" xmlns:w="http://schemas.openxmlformats.org/wordprocessingml/2006/main" xmlns:w14="http://schemas.microsoft.com/office/word/2010/wordml" xmlns:w15="http://schemas.microsoft.com/office/word/2012/wordml" xmlns:w16se="http://schemas.microsoft.com/office/word/2015/wordml/symex" xmlns:wpg="http://schemas.microsoft.com/office/word/2010/wordprocessingGroup" xmlns:wpi="http://schemas.microsoft.com/office/word/2010/wordprocessingInk" xmlns:wne="http://schemas.microsoft.com/office/word/2006/wordml" xmlns:wps="http://schemas.microsoft.com/office/word/2010/wordprocessingShape" mc:Ignorable="w14 w15 w16se wp14">
+<w:document xmlns:wpc="http://schemas.microsoft.com/office/word/2010/wordprocessingCanvas" xmlns:cx="http://schemas.microsoft.com/office/drawing/2014/chartex" xmlns:cx1="http://schemas.microsoft.com/office/drawing/2015/9/8/chartex" xmlns:cx2="http://schemas.microsoft.com/office/drawing/2015/10/21/chartex" xmlns:cx3="http://schemas.microsoft.com/office/drawing/2016/5/9/chartex" xmlns:cx4="http://schemas.microsoft.com/office/drawing/2016/5/10/chartex" xmlns:cx5="http://schemas.microsoft.com/office/drawing/2016/5/11/chartex" xmlns:cx6="http://schemas.microsoft.com/office/drawing/2016/5/12/chartex" xmlns:cx7="http://schemas.microsoft.com/office/drawing/2016/5/13/chartex" xmlns:cx8="http://schemas.microsoft.com/office/drawing/2016/5/14/chartex" xmlns:mc="http://schemas.openxmlformats.org/markup-compatibility/2006" xmlns:aink="http://schemas.microsoft.com/office/drawing/2016/ink" xmlns:am3d="http://schemas.microsoft.com/office/drawing/2017/model3d" xmlns:o="urn:schemas-microsoft-com:office:office" xmlns:r="http://schemas.openxmlformats.org/officeDocument/2006/relationships" xmlns:m="http://schemas.openxmlformats.org/officeDocument/2006/math" xmlns:v="urn:schemas-microsoft-com:vml" xmlns:wp14="http://schemas.microsoft.com/office/word/2010/wordprocessingDrawing" xmlns:wp="http://schemas.openxmlformats.org/drawingml/2006/wordprocessingDrawing" xmlns:w10="urn:schemas-microsoft-com:office:word" xmlns:w="http://schemas.openxmlformats.org/wordprocessingml/2006/main" xmlns:w14="http://schemas.microsoft.com/office/word/2010/wordml" xmlns:w15="http://schemas.microsoft.com/office/word/2012/wordml" xmlns:w16cex="http://schemas.microsoft.com/office/word/2018/wordml/cex" xmlns:w16cid="http://schemas.microsoft.com/office/word/2016/wordml/cid" xmlns:w16="http://schemas.microsoft.com/office/word/2018/wordml" xmlns:w16se="http://schemas.microsoft.com/office/word/2015/wordml/symex" xmlns:wpg="http://schemas.microsoft.com/office/word/2010/wordprocessingGroup" xmlns:wpi="http://schemas.microsoft.com/office/word/2010/wordprocessingInk" xmlns:wne="http://schemas.microsoft.com/office/word/2006/wordml" xmlns:wps="http://schemas.microsoft.com/office/word/2010/wordprocessingShape" mc:Ignorable="w14 w15 w16se w16cid w16 w16cex wp14">
   <w:body>
     <w:p>
       <w:pPr>
@@ -314,8 +314,6 @@
           <w:sz w:val="24"/>
         </w:rPr>
       </w:pPr>
-      <w:bookmarkStart w:id="0" w:name="_GoBack"/>
-      <w:bookmarkEnd w:id="0"/>
     </w:p>
     <w:p>
       <w:pPr>
@@ -913,7 +911,7 @@
               </w:rPr>
               <w:t xml:space="preserve"> «</w:t>
             </w:r>
-            <w:bookmarkStart w:id="1" w:name="_Hlk21255012"/>
+            <w:bookmarkStart w:id="0" w:name="_Hlk21255012"/>
             <w:r>
               <w:rPr>
                 <w:rFonts w:cs="Calibri"/>
@@ -923,7 +921,7 @@
               </w:rPr>
               <w:t>Інженерія  програмного забезпечення</w:t>
             </w:r>
-            <w:bookmarkEnd w:id="1"/>
+            <w:bookmarkEnd w:id="0"/>
             <w:r>
               <w:rPr>
                 <w:rFonts w:cs="Calibri"/>
@@ -1690,7 +1688,15 @@
         <w:t xml:space="preserve">                                     </w:t>
       </w:r>
       <w:r>
-        <w:t xml:space="preserve">(вказати автора(ів): ПІБ, </w:t>
+        <w:t>(вказати автора(</w:t>
+      </w:r>
+      <w:proofErr w:type="spellStart"/>
+      <w:r>
+        <w:t>ів</w:t>
+      </w:r>
+      <w:proofErr w:type="spellEnd"/>
+      <w:r>
+        <w:t xml:space="preserve">): ПІБ, </w:t>
       </w:r>
       <w:r>
         <w:t>посада,</w:t>
@@ -4661,7 +4667,7 @@
       <w:pPr>
         <w:pStyle w:val="12"/>
       </w:pPr>
-      <w:bookmarkStart w:id="2" w:name="_Toc1323621"/>
+      <w:bookmarkStart w:id="1" w:name="_Toc1323621"/>
       <w:r>
         <w:rPr>
           <w:b w:val="0"/>
@@ -4679,7 +4685,7 @@
       <w:r>
         <w:t>ПОЯСНЮВАЛЬНА ЗАПИСКА</w:t>
       </w:r>
-      <w:bookmarkEnd w:id="2"/>
+      <w:bookmarkEnd w:id="1"/>
     </w:p>
     <w:p>
       <w:pPr>
@@ -4794,7 +4800,7 @@
           <w:lang w:eastAsia="ar-SA"/>
         </w:rPr>
       </w:pPr>
-      <w:bookmarkStart w:id="3" w:name="_Hlk147213446"/>
+      <w:bookmarkStart w:id="2" w:name="_Hlk147213446"/>
       <w:r>
         <w:rPr>
           <w:b/>
@@ -4823,7 +4829,7 @@
         </w:rPr>
         <w:t>.0 – 2021</w:t>
       </w:r>
-      <w:bookmarkEnd w:id="3"/>
+      <w:bookmarkEnd w:id="2"/>
       <w:r>
         <w:rPr>
           <w:rFonts w:cs="Calibri"/>
@@ -5098,7 +5104,7 @@
           <w:lang w:val="ru-RU"/>
         </w:rPr>
       </w:pPr>
-      <w:bookmarkStart w:id="4" w:name="_Hlk147213469"/>
+      <w:bookmarkStart w:id="3" w:name="_Hlk147213469"/>
       <w:r>
         <w:rPr>
           <w:sz w:val="28"/>
@@ -5869,7 +5875,7 @@
         <w:t>Аналізувати та  узагальнювати необхідну інформацію з різних джерел та ресурсів для розв’язання професійних задач з урахуванням сучасних досягнень інформаційних технологій</w:t>
       </w:r>
     </w:p>
-    <w:bookmarkEnd w:id="4"/>
+    <w:bookmarkEnd w:id="3"/>
     <w:p>
       <w:pPr>
         <w:ind w:right="113" w:firstLine="709"/>
@@ -5976,7 +5982,7 @@
       <w:pPr>
         <w:pStyle w:val="12"/>
       </w:pPr>
-      <w:bookmarkStart w:id="5" w:name="_Toc1323622"/>
+      <w:bookmarkStart w:id="4" w:name="_Toc1323622"/>
       <w:r>
         <w:br w:type="page"/>
       </w:r>
@@ -5987,7 +5993,7 @@
       <w:r>
         <w:t>ПЕРЕДУМОВИ ДЛЯ ВИЧЕННЯ ДИСЦИПЛІНИ</w:t>
       </w:r>
-      <w:bookmarkEnd w:id="5"/>
+      <w:bookmarkEnd w:id="4"/>
       <w:r>
         <w:t xml:space="preserve"> </w:t>
       </w:r>
@@ -6305,7 +6311,7 @@
       <w:pPr>
         <w:pStyle w:val="12"/>
       </w:pPr>
-      <w:bookmarkStart w:id="6" w:name="_Toc1323623"/>
+      <w:bookmarkStart w:id="5" w:name="_Toc1323623"/>
       <w:r>
         <w:lastRenderedPageBreak/>
         <w:t xml:space="preserve">3 </w:t>
@@ -6313,7 +6319,7 @@
       <w:r>
         <w:t>СТРУКТУРА НАВЧАЛЬНОЇ ДИСЦИПЛІНИ</w:t>
       </w:r>
-      <w:bookmarkEnd w:id="6"/>
+      <w:bookmarkEnd w:id="5"/>
     </w:p>
     <w:p>
       <w:pPr>
@@ -6864,39 +6870,57 @@
                 <w:szCs w:val="22"/>
               </w:rPr>
             </w:pPr>
+            <w:proofErr w:type="spellStart"/>
             <w:r>
               <w:rPr>
                 <w:sz w:val="22"/>
                 <w:szCs w:val="22"/>
               </w:rPr>
-              <w:t>практ. роботи</w:t>
-            </w:r>
-          </w:p>
-        </w:tc>
-        <w:tc>
-          <w:tcPr>
-            <w:tcW w:w="268" w:type="pct"/>
-            <w:tcBorders>
-              <w:bottom w:val="single" w:sz="4" w:space="0" w:color="auto"/>
-            </w:tcBorders>
-            <w:textDirection w:val="btLr"/>
-            <w:vAlign w:val="center"/>
-          </w:tcPr>
-          <w:p>
-            <w:pPr>
-              <w:ind w:left="-57"/>
-              <w:jc w:val="center"/>
+              <w:t>практ</w:t>
+            </w:r>
+            <w:proofErr w:type="spellEnd"/>
+            <w:r>
               <w:rPr>
                 <w:sz w:val="22"/>
                 <w:szCs w:val="22"/>
               </w:rPr>
-            </w:pPr>
-            <w:r>
+              <w:t>. роботи</w:t>
+            </w:r>
+          </w:p>
+        </w:tc>
+        <w:tc>
+          <w:tcPr>
+            <w:tcW w:w="268" w:type="pct"/>
+            <w:tcBorders>
+              <w:bottom w:val="single" w:sz="4" w:space="0" w:color="auto"/>
+            </w:tcBorders>
+            <w:textDirection w:val="btLr"/>
+            <w:vAlign w:val="center"/>
+          </w:tcPr>
+          <w:p>
+            <w:pPr>
+              <w:ind w:left="-57"/>
+              <w:jc w:val="center"/>
               <w:rPr>
                 <w:sz w:val="22"/>
                 <w:szCs w:val="22"/>
               </w:rPr>
-              <w:t>лабор. роботи</w:t>
+            </w:pPr>
+            <w:proofErr w:type="spellStart"/>
+            <w:r>
+              <w:rPr>
+                <w:sz w:val="22"/>
+                <w:szCs w:val="22"/>
+              </w:rPr>
+              <w:t>лабор</w:t>
+            </w:r>
+            <w:proofErr w:type="spellEnd"/>
+            <w:r>
+              <w:rPr>
+                <w:sz w:val="22"/>
+                <w:szCs w:val="22"/>
+              </w:rPr>
+              <w:t>. роботи</w:t>
             </w:r>
           </w:p>
         </w:tc>
@@ -7619,8 +7643,16 @@
               <w:rPr>
                 <w:sz w:val="24"/>
               </w:rPr>
-              <w:t>рхітектура MVC у web-проєктах</w:t>
-            </w:r>
+              <w:t xml:space="preserve">рхітектура MVC у </w:t>
+            </w:r>
+            <w:proofErr w:type="spellStart"/>
+            <w:r>
+              <w:rPr>
+                <w:sz w:val="24"/>
+              </w:rPr>
+              <w:t>web-проєктах</w:t>
+            </w:r>
+            <w:proofErr w:type="spellEnd"/>
           </w:p>
         </w:tc>
         <w:tc>
@@ -8267,7 +8299,7 @@
           <w:lang w:val="ru-RU"/>
         </w:rPr>
       </w:pPr>
-      <w:bookmarkStart w:id="7" w:name="_Toc1323624"/>
+      <w:bookmarkStart w:id="6" w:name="_Toc1323624"/>
       <w:r>
         <w:br w:type="page"/>
       </w:r>
@@ -8278,7 +8310,7 @@
       <w:r>
         <w:t xml:space="preserve"> ПРОГРАМА НАВЧАЛЬНОЇ ДИСЦИПЛІНИ</w:t>
       </w:r>
-      <w:bookmarkEnd w:id="7"/>
+      <w:bookmarkEnd w:id="6"/>
     </w:p>
     <w:p>
       <w:pPr>
@@ -9678,8 +9710,13 @@
             <w:pPr>
               <w:jc w:val="both"/>
             </w:pPr>
-            <w:r>
-              <w:t>Вебсервери. Динамічні сайти. Серверні мови програмування</w:t>
+            <w:proofErr w:type="spellStart"/>
+            <w:r>
+              <w:t>Вебсервери</w:t>
+            </w:r>
+            <w:proofErr w:type="spellEnd"/>
+            <w:r>
+              <w:t>. Динамічні сайти. Серверні мови програмування</w:t>
             </w:r>
           </w:p>
         </w:tc>
@@ -9896,8 +9933,13 @@
               <w:jc w:val="both"/>
             </w:pPr>
             <w:r>
-              <w:t>Мови формування веб-сторінок. Python</w:t>
-            </w:r>
+              <w:t xml:space="preserve">Мови формування веб-сторінок. </w:t>
+            </w:r>
+            <w:proofErr w:type="spellStart"/>
+            <w:r>
+              <w:t>Python</w:t>
+            </w:r>
+            <w:proofErr w:type="spellEnd"/>
           </w:p>
         </w:tc>
         <w:tc>
@@ -10116,7 +10158,15 @@
               <w:jc w:val="both"/>
             </w:pPr>
             <w:r>
-              <w:t>Підготовка до роботи web-серверу та запуск сценаріїв</w:t>
+              <w:t xml:space="preserve">Підготовка до роботи </w:t>
+            </w:r>
+            <w:proofErr w:type="spellStart"/>
+            <w:r>
+              <w:t>web</w:t>
+            </w:r>
+            <w:proofErr w:type="spellEnd"/>
+            <w:r>
+              <w:t>-серверу та запуск сценаріїв</w:t>
             </w:r>
           </w:p>
         </w:tc>
@@ -10339,7 +10389,15 @@
               <w:t>Основні конструкції мови РНР</w:t>
             </w:r>
             <w:r>
-              <w:t>. Умовниі оператори.</w:t>
+              <w:t xml:space="preserve">. </w:t>
+            </w:r>
+            <w:proofErr w:type="spellStart"/>
+            <w:r>
+              <w:t>Умовниі</w:t>
+            </w:r>
+            <w:proofErr w:type="spellEnd"/>
+            <w:r>
+              <w:t xml:space="preserve"> оператори.</w:t>
             </w:r>
           </w:p>
         </w:tc>
@@ -10556,8 +10614,21 @@
               <w:jc w:val="both"/>
             </w:pPr>
             <w:r>
-              <w:t>Спорідненість синтаксису РНР з мовами C, C++, C#, Java, JavaScript</w:t>
-            </w:r>
+              <w:t xml:space="preserve">Спорідненість синтаксису РНР з мовами C, C++, C#, </w:t>
+            </w:r>
+            <w:proofErr w:type="spellStart"/>
+            <w:r>
+              <w:t>Java</w:t>
+            </w:r>
+            <w:proofErr w:type="spellEnd"/>
+            <w:r>
+              <w:t xml:space="preserve">, </w:t>
+            </w:r>
+            <w:proofErr w:type="spellStart"/>
+            <w:r>
+              <w:t>JavaScript</w:t>
+            </w:r>
+            <w:proofErr w:type="spellEnd"/>
           </w:p>
         </w:tc>
         <w:tc>
@@ -11876,7 +11947,15 @@
               <w:jc w:val="both"/>
             </w:pPr>
             <w:r>
-              <w:t>Робота з операторами циклів та ассоціативними масивами</w:t>
+              <w:t xml:space="preserve">Робота з операторами циклів та </w:t>
+            </w:r>
+            <w:proofErr w:type="spellStart"/>
+            <w:r>
+              <w:t>ассоціативними</w:t>
+            </w:r>
+            <w:proofErr w:type="spellEnd"/>
+            <w:r>
+              <w:t xml:space="preserve"> масивами</w:t>
             </w:r>
           </w:p>
         </w:tc>
@@ -12338,7 +12417,15 @@
               <w:t xml:space="preserve">. </w:t>
             </w:r>
             <w:r>
-              <w:t>Використання суперглобальних масивів.</w:t>
+              <w:t xml:space="preserve">Використання </w:t>
+            </w:r>
+            <w:proofErr w:type="spellStart"/>
+            <w:r>
+              <w:t>суперглобальних</w:t>
+            </w:r>
+            <w:proofErr w:type="spellEnd"/>
+            <w:r>
+              <w:t xml:space="preserve"> масивів.</w:t>
             </w:r>
           </w:p>
         </w:tc>
@@ -12771,8 +12858,13 @@
             <w:pPr>
               <w:jc w:val="both"/>
             </w:pPr>
-            <w:r>
-              <w:t>Суперглобальні масиви $_GET, $_POST, $_SERVER</w:t>
+            <w:proofErr w:type="spellStart"/>
+            <w:r>
+              <w:t>Суперглобальні</w:t>
+            </w:r>
+            <w:proofErr w:type="spellEnd"/>
+            <w:r>
+              <w:t xml:space="preserve"> масиви $_GET, $_POST, $_SERVER</w:t>
             </w:r>
           </w:p>
         </w:tc>
@@ -13857,7 +13949,10 @@
               <w:jc w:val="both"/>
             </w:pPr>
             <w:r>
-              <w:t>Робота з Cookies та механізмом сесій</w:t>
+              <w:t>Робота з файлами та збереження даних</w:t>
+            </w:r>
+            <w:r>
+              <w:t xml:space="preserve"> </w:t>
             </w:r>
           </w:p>
         </w:tc>
@@ -14078,7 +14173,15 @@
               <w:jc w:val="both"/>
             </w:pPr>
             <w:r>
-              <w:t>Робота з файлами та збереження даних</w:t>
+              <w:t xml:space="preserve">Робота з </w:t>
+            </w:r>
+            <w:proofErr w:type="spellStart"/>
+            <w:r>
+              <w:t>Cookies</w:t>
+            </w:r>
+            <w:proofErr w:type="spellEnd"/>
+            <w:r>
+              <w:t xml:space="preserve"> та механізмом сесій</w:t>
             </w:r>
           </w:p>
         </w:tc>
@@ -14734,9 +14837,11 @@
             <w:pPr>
               <w:jc w:val="both"/>
             </w:pPr>
+            <w:bookmarkStart w:id="7" w:name="_GoBack"/>
             <w:r>
               <w:t>Обробка графіки. Бібліотека GD</w:t>
             </w:r>
+            <w:bookmarkEnd w:id="7"/>
           </w:p>
         </w:tc>
         <w:tc>
@@ -14955,8 +15060,13 @@
               <w:jc w:val="both"/>
             </w:pPr>
             <w:r>
-              <w:t>Організація роботи з СУБД MySQL</w:t>
-            </w:r>
+              <w:t xml:space="preserve">Організація роботи з СУБД </w:t>
+            </w:r>
+            <w:proofErr w:type="spellStart"/>
+            <w:r>
+              <w:t>MySQL</w:t>
+            </w:r>
+            <w:proofErr w:type="spellEnd"/>
           </w:p>
         </w:tc>
         <w:tc>
@@ -15172,8 +15282,13 @@
               <w:jc w:val="both"/>
             </w:pPr>
             <w:r>
-              <w:t>Засоби PHP для роботи з СУБД PostgreSQL</w:t>
-            </w:r>
+              <w:t xml:space="preserve">Засоби PHP для роботи з СУБД </w:t>
+            </w:r>
+            <w:proofErr w:type="spellStart"/>
+            <w:r>
+              <w:t>PostgreSQL</w:t>
+            </w:r>
+            <w:proofErr w:type="spellEnd"/>
           </w:p>
         </w:tc>
         <w:tc>
@@ -15389,7 +15504,15 @@
               <w:jc w:val="both"/>
             </w:pPr>
             <w:r>
-              <w:t>Використання програми Postman для емуляції дій користувача сайту</w:t>
+              <w:t xml:space="preserve">Використання програми </w:t>
+            </w:r>
+            <w:proofErr w:type="spellStart"/>
+            <w:r>
+              <w:t>Postman</w:t>
+            </w:r>
+            <w:proofErr w:type="spellEnd"/>
+            <w:r>
+              <w:t xml:space="preserve"> для емуляції дій користувача сайту</w:t>
             </w:r>
           </w:p>
         </w:tc>
@@ -15826,8 +15949,21 @@
               <w:jc w:val="both"/>
             </w:pPr>
             <w:r>
-              <w:t>Робота з СКБД MySQL та оболонкою phpMyAdmin</w:t>
-            </w:r>
+              <w:t xml:space="preserve">Робота з СКБД </w:t>
+            </w:r>
+            <w:proofErr w:type="spellStart"/>
+            <w:r>
+              <w:t>MySQL</w:t>
+            </w:r>
+            <w:proofErr w:type="spellEnd"/>
+            <w:r>
+              <w:t xml:space="preserve"> та оболонкою </w:t>
+            </w:r>
+            <w:proofErr w:type="spellStart"/>
+            <w:r>
+              <w:t>phpMyAdmin</w:t>
+            </w:r>
+            <w:proofErr w:type="spellEnd"/>
           </w:p>
         </w:tc>
         <w:tc>
@@ -16046,8 +16182,13 @@
               <w:jc w:val="both"/>
             </w:pPr>
             <w:r>
-              <w:t>Альтернативні засоби під'єднання до СУБД MySQL</w:t>
-            </w:r>
+              <w:t xml:space="preserve">Альтернативні засоби під'єднання до СУБД </w:t>
+            </w:r>
+            <w:proofErr w:type="spellStart"/>
+            <w:r>
+              <w:t>MySQL</w:t>
+            </w:r>
+            <w:proofErr w:type="spellEnd"/>
           </w:p>
         </w:tc>
         <w:tc>
@@ -16494,8 +16635,17 @@
                 <w:b/>
                 <w:bCs/>
               </w:rPr>
-              <w:t>ООП та архітектура MVC у web-проєктах</w:t>
-            </w:r>
+              <w:t xml:space="preserve">ООП та архітектура MVC у </w:t>
+            </w:r>
+            <w:proofErr w:type="spellStart"/>
+            <w:r>
+              <w:rPr>
+                <w:b/>
+                <w:bCs/>
+              </w:rPr>
+              <w:t>web-проєктах</w:t>
+            </w:r>
+            <w:proofErr w:type="spellEnd"/>
           </w:p>
         </w:tc>
         <w:tc>
@@ -16940,8 +17090,13 @@
               <w:jc w:val="both"/>
             </w:pPr>
             <w:r>
-              <w:t>Стандартний класс</w:t>
-            </w:r>
+              <w:t xml:space="preserve">Стандартний </w:t>
+            </w:r>
+            <w:proofErr w:type="spellStart"/>
+            <w:r>
+              <w:t>класс</w:t>
+            </w:r>
+            <w:proofErr w:type="spellEnd"/>
           </w:p>
         </w:tc>
         <w:tc>
@@ -20435,7 +20590,15 @@
               <w:jc w:val="both"/>
             </w:pPr>
             <w:r>
-              <w:t>Створення контроллерів для обробки користувацьких запитів ч.1</w:t>
+              <w:t xml:space="preserve">Створення </w:t>
+            </w:r>
+            <w:proofErr w:type="spellStart"/>
+            <w:r>
+              <w:t>контроллерів</w:t>
+            </w:r>
+            <w:proofErr w:type="spellEnd"/>
+            <w:r>
+              <w:t xml:space="preserve"> для обробки користувацьких запитів ч.1</w:t>
             </w:r>
           </w:p>
         </w:tc>
@@ -20655,7 +20818,15 @@
               <w:jc w:val="both"/>
             </w:pPr>
             <w:r>
-              <w:t>Створення контроллерів для обробки користувацьких запитів ч.2</w:t>
+              <w:t xml:space="preserve">Створення </w:t>
+            </w:r>
+            <w:proofErr w:type="spellStart"/>
+            <w:r>
+              <w:t>контроллерів</w:t>
+            </w:r>
+            <w:proofErr w:type="spellEnd"/>
+            <w:r>
+              <w:t xml:space="preserve"> для обробки користувацьких запитів ч.2</w:t>
             </w:r>
           </w:p>
         </w:tc>
@@ -21315,8 +21486,13 @@
             <w:pPr>
               <w:jc w:val="both"/>
             </w:pPr>
-            <w:r>
-              <w:t>Шаблонізатор TPL</w:t>
+            <w:proofErr w:type="spellStart"/>
+            <w:r>
+              <w:t>Шаблонізатор</w:t>
+            </w:r>
+            <w:proofErr w:type="spellEnd"/>
+            <w:r>
+              <w:t xml:space="preserve"> TPL</w:t>
             </w:r>
           </w:p>
         </w:tc>
@@ -21532,8 +21708,13 @@
             <w:pPr>
               <w:jc w:val="both"/>
             </w:pPr>
-            <w:r>
-              <w:t>Шаблонізатор TWIG</w:t>
+            <w:proofErr w:type="spellStart"/>
+            <w:r>
+              <w:t>Шаблонізатор</w:t>
+            </w:r>
+            <w:proofErr w:type="spellEnd"/>
+            <w:r>
+              <w:t xml:space="preserve"> TWIG</w:t>
             </w:r>
           </w:p>
         </w:tc>
@@ -22214,8 +22395,21 @@
               <w:jc w:val="both"/>
             </w:pPr>
             <w:r>
-              <w:t>Пакетний менеджер Composer. Фреймворк Laravel</w:t>
-            </w:r>
+              <w:t xml:space="preserve">Пакетний менеджер </w:t>
+            </w:r>
+            <w:proofErr w:type="spellStart"/>
+            <w:r>
+              <w:t>Composer</w:t>
+            </w:r>
+            <w:proofErr w:type="spellEnd"/>
+            <w:r>
+              <w:t xml:space="preserve">. Фреймворк </w:t>
+            </w:r>
+            <w:proofErr w:type="spellStart"/>
+            <w:r>
+              <w:t>Laravel</w:t>
+            </w:r>
+            <w:proofErr w:type="spellEnd"/>
           </w:p>
         </w:tc>
         <w:tc>
@@ -22431,8 +22625,21 @@
               <w:jc w:val="both"/>
             </w:pPr>
             <w:r>
-              <w:t>Структура фреймворка Laravel</w:t>
-            </w:r>
+              <w:t xml:space="preserve">Структура </w:t>
+            </w:r>
+            <w:proofErr w:type="spellStart"/>
+            <w:r>
+              <w:t>фреймворка</w:t>
+            </w:r>
+            <w:proofErr w:type="spellEnd"/>
+            <w:r>
+              <w:t xml:space="preserve"> </w:t>
+            </w:r>
+            <w:proofErr w:type="spellStart"/>
+            <w:r>
+              <w:t>Laravel</w:t>
+            </w:r>
+            <w:proofErr w:type="spellEnd"/>
           </w:p>
         </w:tc>
         <w:tc>
@@ -22648,8 +22855,13 @@
               <w:jc w:val="both"/>
             </w:pPr>
             <w:r>
-              <w:t>Архітектура MVC у фреймворку Laravel</w:t>
-            </w:r>
+              <w:t xml:space="preserve">Архітектура MVC у фреймворку </w:t>
+            </w:r>
+            <w:proofErr w:type="spellStart"/>
+            <w:r>
+              <w:t>Laravel</w:t>
+            </w:r>
+            <w:proofErr w:type="spellEnd"/>
           </w:p>
         </w:tc>
         <w:tc>
@@ -22865,8 +23077,13 @@
               <w:jc w:val="both"/>
             </w:pPr>
             <w:r>
-              <w:t>Створення порожнього проекту на базі фреймворку Laravel</w:t>
-            </w:r>
+              <w:t xml:space="preserve">Створення порожнього проекту на базі фреймворку </w:t>
+            </w:r>
+            <w:proofErr w:type="spellStart"/>
+            <w:r>
+              <w:t>Laravel</w:t>
+            </w:r>
+            <w:proofErr w:type="spellEnd"/>
           </w:p>
         </w:tc>
         <w:tc>
@@ -23302,8 +23519,13 @@
               </w:rPr>
             </w:pPr>
             <w:r>
-              <w:t>Створення шаблонів та контроллерів</w:t>
-            </w:r>
+              <w:t xml:space="preserve">Створення шаблонів та </w:t>
+            </w:r>
+            <w:proofErr w:type="spellStart"/>
+            <w:r>
+              <w:t>контроллерів</w:t>
+            </w:r>
+            <w:proofErr w:type="spellEnd"/>
             <w:r>
               <w:t>. Завершення проєкту</w:t>
             </w:r>
@@ -24723,12 +24945,21 @@
           <w:szCs w:val="28"/>
         </w:rPr>
       </w:pPr>
-      <w:r>
-        <w:rPr>
-          <w:sz w:val="28"/>
-          <w:szCs w:val="28"/>
-        </w:rPr>
-        <w:t xml:space="preserve">грамотно оформлює свою відповідь; </w:t>
+      <w:proofErr w:type="spellStart"/>
+      <w:r>
+        <w:rPr>
+          <w:sz w:val="28"/>
+          <w:szCs w:val="28"/>
+        </w:rPr>
+        <w:t>грамотно</w:t>
+      </w:r>
+      <w:proofErr w:type="spellEnd"/>
+      <w:r>
+        <w:rPr>
+          <w:sz w:val="28"/>
+          <w:szCs w:val="28"/>
+        </w:rPr>
+        <w:t xml:space="preserve"> оформлює свою відповідь; </w:t>
       </w:r>
     </w:p>
     <w:p>
@@ -26888,11 +27119,19 @@
                 <w:color w:val="000000"/>
               </w:rPr>
             </w:pPr>
+            <w:proofErr w:type="spellStart"/>
             <w:r>
               <w:rPr>
                 <w:color w:val="000000"/>
               </w:rPr>
-              <w:t>Тварча робота (6б)</w:t>
+              <w:t>Тварча</w:t>
+            </w:r>
+            <w:proofErr w:type="spellEnd"/>
+            <w:r>
+              <w:rPr>
+                <w:color w:val="000000"/>
+              </w:rPr>
+              <w:t xml:space="preserve"> робота (6б)</w:t>
             </w:r>
           </w:p>
         </w:tc>
@@ -29129,7 +29368,25 @@
           <w:sz w:val="24"/>
           <w:szCs w:val="24"/>
         </w:rPr>
-        <w:t>Лабораторні роботи обов’язкові для виконання, тому у таблиці «Очікувані результати навчання» у графі «Лабораторні» ставиться позначка «зарах».</w:t>
+        <w:t>Лабораторні роботи обов’язкові для виконання, тому у таблиці «Очікувані результати навчання» у графі «Лабораторні» ставиться позначка «</w:t>
+      </w:r>
+      <w:proofErr w:type="spellStart"/>
+      <w:r>
+        <w:rPr>
+          <w:color w:val="000000"/>
+          <w:sz w:val="24"/>
+          <w:szCs w:val="24"/>
+        </w:rPr>
+        <w:t>зарах</w:t>
+      </w:r>
+      <w:proofErr w:type="spellEnd"/>
+      <w:r>
+        <w:rPr>
+          <w:color w:val="000000"/>
+          <w:sz w:val="24"/>
+          <w:szCs w:val="24"/>
+        </w:rPr>
+        <w:t>».</w:t>
       </w:r>
     </w:p>
     <w:tbl>
@@ -30351,7 +30608,23 @@
                 <w:sz w:val="24"/>
                 <w:szCs w:val="24"/>
               </w:rPr>
-              <w:t>Студент вільно володіє матеріалом та навичками аналізу, дає повні зв’язні відповіді на поставлені запитання, виявляє здатність до оригінальних рішень різноманітних навчальних завдань, точно формулює свої думки й обґрунтовує їх,  грамотно оформлює свою відповідь.</w:t>
+              <w:t xml:space="preserve">Студент вільно володіє матеріалом та навичками аналізу, дає повні зв’язні відповіді на поставлені запитання, виявляє здатність до оригінальних рішень різноманітних навчальних завдань, точно формулює свої думки й обґрунтовує їх,  </w:t>
+            </w:r>
+            <w:proofErr w:type="spellStart"/>
+            <w:r>
+              <w:rPr>
+                <w:sz w:val="24"/>
+                <w:szCs w:val="24"/>
+              </w:rPr>
+              <w:t>грамотно</w:t>
+            </w:r>
+            <w:proofErr w:type="spellEnd"/>
+            <w:r>
+              <w:rPr>
+                <w:sz w:val="24"/>
+                <w:szCs w:val="24"/>
+              </w:rPr>
+              <w:t xml:space="preserve"> оформлює свою відповідь.</w:t>
             </w:r>
           </w:p>
         </w:tc>
@@ -31106,7 +31379,21 @@
               <w:rPr>
                 <w:sz w:val="24"/>
               </w:rPr>
-              <w:t>розв’язані задачі всіх рівней складності</w:t>
+              <w:t xml:space="preserve">розв’язані задачі всіх </w:t>
+            </w:r>
+            <w:proofErr w:type="spellStart"/>
+            <w:r>
+              <w:rPr>
+                <w:sz w:val="24"/>
+              </w:rPr>
+              <w:t>рівней</w:t>
+            </w:r>
+            <w:proofErr w:type="spellEnd"/>
+            <w:r>
+              <w:rPr>
+                <w:sz w:val="24"/>
+              </w:rPr>
+              <w:t xml:space="preserve"> складності</w:t>
             </w:r>
             <w:r>
               <w:rPr>
@@ -31255,7 +31542,21 @@
               <w:rPr>
                 <w:sz w:val="24"/>
               </w:rPr>
-              <w:t>розв’язані задачі всіх рівней складності окрім найвищого</w:t>
+              <w:t xml:space="preserve">розв’язані задачі всіх </w:t>
+            </w:r>
+            <w:proofErr w:type="spellStart"/>
+            <w:r>
+              <w:rPr>
+                <w:sz w:val="24"/>
+              </w:rPr>
+              <w:t>рівней</w:t>
+            </w:r>
+            <w:proofErr w:type="spellEnd"/>
+            <w:r>
+              <w:rPr>
+                <w:sz w:val="24"/>
+              </w:rPr>
+              <w:t xml:space="preserve"> складності окрім найвищого</w:t>
             </w:r>
             <w:r>
               <w:rPr>
@@ -31590,7 +31891,25 @@
                 <w:sz w:val="24"/>
                 <w:szCs w:val="24"/>
               </w:rPr>
-              <w:t xml:space="preserve"> рівень теоретичної підготовки та неспроможність вірішувати практичні завдання </w:t>
+              <w:t xml:space="preserve"> рівень теоретичної підготовки та неспроможність </w:t>
+            </w:r>
+            <w:proofErr w:type="spellStart"/>
+            <w:r>
+              <w:rPr>
+                <w:color w:val="000000"/>
+                <w:sz w:val="24"/>
+                <w:szCs w:val="24"/>
+              </w:rPr>
+              <w:t>вірішувати</w:t>
+            </w:r>
+            <w:proofErr w:type="spellEnd"/>
+            <w:r>
+              <w:rPr>
+                <w:color w:val="000000"/>
+                <w:sz w:val="24"/>
+                <w:szCs w:val="24"/>
+              </w:rPr>
+              <w:t xml:space="preserve"> практичні завдання </w:t>
             </w:r>
             <w:r>
               <w:rPr>
@@ -31832,6 +32151,7 @@
         </w:rPr>
         <w:t xml:space="preserve">IDE NetBeans </w:t>
       </w:r>
+      <w:proofErr w:type="spellStart"/>
       <w:r>
         <w:rPr>
           <w:sz w:val="28"/>
@@ -31840,6 +32160,7 @@
         </w:rPr>
         <w:t>або</w:t>
       </w:r>
+      <w:proofErr w:type="spellEnd"/>
       <w:r>
         <w:rPr>
           <w:sz w:val="28"/>
@@ -32324,7 +32645,151 @@
           <w:szCs w:val="28"/>
           <w:lang w:val="ru-RU"/>
         </w:rPr>
-        <w:t>Бондаренко, В. О. Веб-програмування: вступ у сучасну розробку веб-додатків / В. О. Бондаренко. – Київ: Видавництво "Нова книга", 2018. – 320 с. – (Серія "</w:t>
+        <w:t>Бондаренко, В. О. Веб-</w:t>
+      </w:r>
+      <w:proofErr w:type="spellStart"/>
+      <w:r>
+        <w:rPr>
+          <w:sz w:val="28"/>
+          <w:szCs w:val="28"/>
+          <w:lang w:val="ru-RU"/>
+        </w:rPr>
+        <w:t>програмування</w:t>
+      </w:r>
+      <w:proofErr w:type="spellEnd"/>
+      <w:r>
+        <w:rPr>
+          <w:sz w:val="28"/>
+          <w:szCs w:val="28"/>
+          <w:lang w:val="ru-RU"/>
+        </w:rPr>
+        <w:t xml:space="preserve">: </w:t>
+      </w:r>
+      <w:proofErr w:type="spellStart"/>
+      <w:r>
+        <w:rPr>
+          <w:sz w:val="28"/>
+          <w:szCs w:val="28"/>
+          <w:lang w:val="ru-RU"/>
+        </w:rPr>
+        <w:t>вступ</w:t>
+      </w:r>
+      <w:proofErr w:type="spellEnd"/>
+      <w:r>
+        <w:rPr>
+          <w:sz w:val="28"/>
+          <w:szCs w:val="28"/>
+          <w:lang w:val="ru-RU"/>
+        </w:rPr>
+        <w:t xml:space="preserve"> у </w:t>
+      </w:r>
+      <w:proofErr w:type="spellStart"/>
+      <w:r>
+        <w:rPr>
+          <w:sz w:val="28"/>
+          <w:szCs w:val="28"/>
+          <w:lang w:val="ru-RU"/>
+        </w:rPr>
+        <w:t>сучасну</w:t>
+      </w:r>
+      <w:proofErr w:type="spellEnd"/>
+      <w:r>
+        <w:rPr>
+          <w:sz w:val="28"/>
+          <w:szCs w:val="28"/>
+          <w:lang w:val="ru-RU"/>
+        </w:rPr>
+        <w:t xml:space="preserve"> </w:t>
+      </w:r>
+      <w:proofErr w:type="spellStart"/>
+      <w:r>
+        <w:rPr>
+          <w:sz w:val="28"/>
+          <w:szCs w:val="28"/>
+          <w:lang w:val="ru-RU"/>
+        </w:rPr>
+        <w:t>розробку</w:t>
+      </w:r>
+      <w:proofErr w:type="spellEnd"/>
+      <w:r>
+        <w:rPr>
+          <w:sz w:val="28"/>
+          <w:szCs w:val="28"/>
+          <w:lang w:val="ru-RU"/>
+        </w:rPr>
+        <w:t xml:space="preserve"> веб-</w:t>
+      </w:r>
+      <w:proofErr w:type="spellStart"/>
+      <w:r>
+        <w:rPr>
+          <w:sz w:val="28"/>
+          <w:szCs w:val="28"/>
+          <w:lang w:val="ru-RU"/>
+        </w:rPr>
+        <w:t>додатків</w:t>
+      </w:r>
+      <w:proofErr w:type="spellEnd"/>
+      <w:r>
+        <w:rPr>
+          <w:sz w:val="28"/>
+          <w:szCs w:val="28"/>
+          <w:lang w:val="ru-RU"/>
+        </w:rPr>
+        <w:t xml:space="preserve"> / В. О. Бондаренко. – </w:t>
+      </w:r>
+      <w:proofErr w:type="spellStart"/>
+      <w:r>
+        <w:rPr>
+          <w:sz w:val="28"/>
+          <w:szCs w:val="28"/>
+          <w:lang w:val="ru-RU"/>
+        </w:rPr>
+        <w:t>Київ</w:t>
+      </w:r>
+      <w:proofErr w:type="spellEnd"/>
+      <w:r>
+        <w:rPr>
+          <w:sz w:val="28"/>
+          <w:szCs w:val="28"/>
+          <w:lang w:val="ru-RU"/>
+        </w:rPr>
+        <w:t xml:space="preserve">: </w:t>
+      </w:r>
+      <w:proofErr w:type="spellStart"/>
+      <w:r>
+        <w:rPr>
+          <w:sz w:val="28"/>
+          <w:szCs w:val="28"/>
+          <w:lang w:val="ru-RU"/>
+        </w:rPr>
+        <w:t>Видавництво</w:t>
+      </w:r>
+      <w:proofErr w:type="spellEnd"/>
+      <w:r>
+        <w:rPr>
+          <w:sz w:val="28"/>
+          <w:szCs w:val="28"/>
+          <w:lang w:val="ru-RU"/>
+        </w:rPr>
+        <w:t xml:space="preserve"> "Нова книга", 2018. – 320 с. – (</w:t>
+      </w:r>
+      <w:proofErr w:type="spellStart"/>
+      <w:r>
+        <w:rPr>
+          <w:sz w:val="28"/>
+          <w:szCs w:val="28"/>
+          <w:lang w:val="ru-RU"/>
+        </w:rPr>
+        <w:t>Серія</w:t>
+      </w:r>
+      <w:proofErr w:type="spellEnd"/>
+      <w:r>
+        <w:rPr>
+          <w:sz w:val="28"/>
+          <w:szCs w:val="28"/>
+          <w:lang w:val="ru-RU"/>
+        </w:rPr>
+        <w:t xml:space="preserve"> "</w:t>
       </w:r>
       <w:r>
         <w:rPr>
@@ -32340,7 +32805,25 @@
           <w:szCs w:val="28"/>
           <w:lang w:val="ru-RU"/>
         </w:rPr>
-        <w:t>-бібліотека").</w:t>
+        <w:t>-</w:t>
+      </w:r>
+      <w:proofErr w:type="spellStart"/>
+      <w:r>
+        <w:rPr>
+          <w:sz w:val="28"/>
+          <w:szCs w:val="28"/>
+          <w:lang w:val="ru-RU"/>
+        </w:rPr>
+        <w:t>бібліотека</w:t>
+      </w:r>
+      <w:proofErr w:type="spellEnd"/>
+      <w:r>
+        <w:rPr>
+          <w:sz w:val="28"/>
+          <w:szCs w:val="28"/>
+          <w:lang w:val="ru-RU"/>
+        </w:rPr>
+        <w:t>").</w:t>
       </w:r>
     </w:p>
     <w:p>
@@ -32368,7 +32851,151 @@
           <w:szCs w:val="28"/>
           <w:lang w:val="ru-RU"/>
         </w:rPr>
-        <w:t>Мельник, І. І. Веб-розробка: вступ до програмування веб-додатків / І. І. Мельник. – Львів: Видавництво Львівської політехніки, 2019. – 256 с.</w:t>
+        <w:t>Мельник, І. І. Веб-</w:t>
+      </w:r>
+      <w:proofErr w:type="spellStart"/>
+      <w:r>
+        <w:rPr>
+          <w:sz w:val="28"/>
+          <w:szCs w:val="28"/>
+          <w:lang w:val="ru-RU"/>
+        </w:rPr>
+        <w:t>розробка</w:t>
+      </w:r>
+      <w:proofErr w:type="spellEnd"/>
+      <w:r>
+        <w:rPr>
+          <w:sz w:val="28"/>
+          <w:szCs w:val="28"/>
+          <w:lang w:val="ru-RU"/>
+        </w:rPr>
+        <w:t xml:space="preserve">: </w:t>
+      </w:r>
+      <w:proofErr w:type="spellStart"/>
+      <w:r>
+        <w:rPr>
+          <w:sz w:val="28"/>
+          <w:szCs w:val="28"/>
+          <w:lang w:val="ru-RU"/>
+        </w:rPr>
+        <w:t>вступ</w:t>
+      </w:r>
+      <w:proofErr w:type="spellEnd"/>
+      <w:r>
+        <w:rPr>
+          <w:sz w:val="28"/>
+          <w:szCs w:val="28"/>
+          <w:lang w:val="ru-RU"/>
+        </w:rPr>
+        <w:t xml:space="preserve"> до </w:t>
+      </w:r>
+      <w:proofErr w:type="spellStart"/>
+      <w:r>
+        <w:rPr>
+          <w:sz w:val="28"/>
+          <w:szCs w:val="28"/>
+          <w:lang w:val="ru-RU"/>
+        </w:rPr>
+        <w:t>програмування</w:t>
+      </w:r>
+      <w:proofErr w:type="spellEnd"/>
+      <w:r>
+        <w:rPr>
+          <w:sz w:val="28"/>
+          <w:szCs w:val="28"/>
+          <w:lang w:val="ru-RU"/>
+        </w:rPr>
+        <w:t xml:space="preserve"> веб-</w:t>
+      </w:r>
+      <w:proofErr w:type="spellStart"/>
+      <w:r>
+        <w:rPr>
+          <w:sz w:val="28"/>
+          <w:szCs w:val="28"/>
+          <w:lang w:val="ru-RU"/>
+        </w:rPr>
+        <w:t>додатків</w:t>
+      </w:r>
+      <w:proofErr w:type="spellEnd"/>
+      <w:r>
+        <w:rPr>
+          <w:sz w:val="28"/>
+          <w:szCs w:val="28"/>
+          <w:lang w:val="ru-RU"/>
+        </w:rPr>
+        <w:t xml:space="preserve"> / І. І. Мельник. – </w:t>
+      </w:r>
+      <w:proofErr w:type="spellStart"/>
+      <w:r>
+        <w:rPr>
+          <w:sz w:val="28"/>
+          <w:szCs w:val="28"/>
+          <w:lang w:val="ru-RU"/>
+        </w:rPr>
+        <w:t>Львів</w:t>
+      </w:r>
+      <w:proofErr w:type="spellEnd"/>
+      <w:r>
+        <w:rPr>
+          <w:sz w:val="28"/>
+          <w:szCs w:val="28"/>
+          <w:lang w:val="ru-RU"/>
+        </w:rPr>
+        <w:t xml:space="preserve">: </w:t>
+      </w:r>
+      <w:proofErr w:type="spellStart"/>
+      <w:r>
+        <w:rPr>
+          <w:sz w:val="28"/>
+          <w:szCs w:val="28"/>
+          <w:lang w:val="ru-RU"/>
+        </w:rPr>
+        <w:t>Видавництво</w:t>
+      </w:r>
+      <w:proofErr w:type="spellEnd"/>
+      <w:r>
+        <w:rPr>
+          <w:sz w:val="28"/>
+          <w:szCs w:val="28"/>
+          <w:lang w:val="ru-RU"/>
+        </w:rPr>
+        <w:t xml:space="preserve"> </w:t>
+      </w:r>
+      <w:proofErr w:type="spellStart"/>
+      <w:r>
+        <w:rPr>
+          <w:sz w:val="28"/>
+          <w:szCs w:val="28"/>
+          <w:lang w:val="ru-RU"/>
+        </w:rPr>
+        <w:t>Львівської</w:t>
+      </w:r>
+      <w:proofErr w:type="spellEnd"/>
+      <w:r>
+        <w:rPr>
+          <w:sz w:val="28"/>
+          <w:szCs w:val="28"/>
+          <w:lang w:val="ru-RU"/>
+        </w:rPr>
+        <w:t xml:space="preserve"> </w:t>
+      </w:r>
+      <w:proofErr w:type="spellStart"/>
+      <w:r>
+        <w:rPr>
+          <w:sz w:val="28"/>
+          <w:szCs w:val="28"/>
+          <w:lang w:val="ru-RU"/>
+        </w:rPr>
+        <w:t>політехніки</w:t>
+      </w:r>
+      <w:proofErr w:type="spellEnd"/>
+      <w:r>
+        <w:rPr>
+          <w:sz w:val="28"/>
+          <w:szCs w:val="28"/>
+          <w:lang w:val="ru-RU"/>
+        </w:rPr>
+        <w:t>, 2019. – 256 с.</w:t>
       </w:r>
     </w:p>
     <w:p>
@@ -32396,7 +33023,151 @@
           <w:szCs w:val="28"/>
           <w:lang w:val="ru-RU"/>
         </w:rPr>
-        <w:t>Семенов, О. М. Професійна розробка веб-додатків: практичні аспекти / О. М. Семенов. – Київ: Видавництво "Техніка", 2017. – 408 с.</w:t>
+        <w:t xml:space="preserve">Семенов, О. М. </w:t>
+      </w:r>
+      <w:proofErr w:type="spellStart"/>
+      <w:r>
+        <w:rPr>
+          <w:sz w:val="28"/>
+          <w:szCs w:val="28"/>
+          <w:lang w:val="ru-RU"/>
+        </w:rPr>
+        <w:t>Професійна</w:t>
+      </w:r>
+      <w:proofErr w:type="spellEnd"/>
+      <w:r>
+        <w:rPr>
+          <w:sz w:val="28"/>
+          <w:szCs w:val="28"/>
+          <w:lang w:val="ru-RU"/>
+        </w:rPr>
+        <w:t xml:space="preserve"> </w:t>
+      </w:r>
+      <w:proofErr w:type="spellStart"/>
+      <w:r>
+        <w:rPr>
+          <w:sz w:val="28"/>
+          <w:szCs w:val="28"/>
+          <w:lang w:val="ru-RU"/>
+        </w:rPr>
+        <w:t>розробка</w:t>
+      </w:r>
+      <w:proofErr w:type="spellEnd"/>
+      <w:r>
+        <w:rPr>
+          <w:sz w:val="28"/>
+          <w:szCs w:val="28"/>
+          <w:lang w:val="ru-RU"/>
+        </w:rPr>
+        <w:t xml:space="preserve"> веб-</w:t>
+      </w:r>
+      <w:proofErr w:type="spellStart"/>
+      <w:r>
+        <w:rPr>
+          <w:sz w:val="28"/>
+          <w:szCs w:val="28"/>
+          <w:lang w:val="ru-RU"/>
+        </w:rPr>
+        <w:t>додатків</w:t>
+      </w:r>
+      <w:proofErr w:type="spellEnd"/>
+      <w:r>
+        <w:rPr>
+          <w:sz w:val="28"/>
+          <w:szCs w:val="28"/>
+          <w:lang w:val="ru-RU"/>
+        </w:rPr>
+        <w:t xml:space="preserve">: </w:t>
+      </w:r>
+      <w:proofErr w:type="spellStart"/>
+      <w:r>
+        <w:rPr>
+          <w:sz w:val="28"/>
+          <w:szCs w:val="28"/>
+          <w:lang w:val="ru-RU"/>
+        </w:rPr>
+        <w:t>практичні</w:t>
+      </w:r>
+      <w:proofErr w:type="spellEnd"/>
+      <w:r>
+        <w:rPr>
+          <w:sz w:val="28"/>
+          <w:szCs w:val="28"/>
+          <w:lang w:val="ru-RU"/>
+        </w:rPr>
+        <w:t xml:space="preserve"> </w:t>
+      </w:r>
+      <w:proofErr w:type="spellStart"/>
+      <w:r>
+        <w:rPr>
+          <w:sz w:val="28"/>
+          <w:szCs w:val="28"/>
+          <w:lang w:val="ru-RU"/>
+        </w:rPr>
+        <w:t>аспекти</w:t>
+      </w:r>
+      <w:proofErr w:type="spellEnd"/>
+      <w:r>
+        <w:rPr>
+          <w:sz w:val="28"/>
+          <w:szCs w:val="28"/>
+          <w:lang w:val="ru-RU"/>
+        </w:rPr>
+        <w:t xml:space="preserve"> / О. М. Семенов. – </w:t>
+      </w:r>
+      <w:proofErr w:type="spellStart"/>
+      <w:r>
+        <w:rPr>
+          <w:sz w:val="28"/>
+          <w:szCs w:val="28"/>
+          <w:lang w:val="ru-RU"/>
+        </w:rPr>
+        <w:t>Київ</w:t>
+      </w:r>
+      <w:proofErr w:type="spellEnd"/>
+      <w:r>
+        <w:rPr>
+          <w:sz w:val="28"/>
+          <w:szCs w:val="28"/>
+          <w:lang w:val="ru-RU"/>
+        </w:rPr>
+        <w:t xml:space="preserve">: </w:t>
+      </w:r>
+      <w:proofErr w:type="spellStart"/>
+      <w:r>
+        <w:rPr>
+          <w:sz w:val="28"/>
+          <w:szCs w:val="28"/>
+          <w:lang w:val="ru-RU"/>
+        </w:rPr>
+        <w:t>Видавництво</w:t>
+      </w:r>
+      <w:proofErr w:type="spellEnd"/>
+      <w:r>
+        <w:rPr>
+          <w:sz w:val="28"/>
+          <w:szCs w:val="28"/>
+          <w:lang w:val="ru-RU"/>
+        </w:rPr>
+        <w:t xml:space="preserve"> "</w:t>
+      </w:r>
+      <w:proofErr w:type="spellStart"/>
+      <w:r>
+        <w:rPr>
+          <w:sz w:val="28"/>
+          <w:szCs w:val="28"/>
+          <w:lang w:val="ru-RU"/>
+        </w:rPr>
+        <w:t>Техніка</w:t>
+      </w:r>
+      <w:proofErr w:type="spellEnd"/>
+      <w:r>
+        <w:rPr>
+          <w:sz w:val="28"/>
+          <w:szCs w:val="28"/>
+          <w:lang w:val="ru-RU"/>
+        </w:rPr>
+        <w:t>", 2017. – 408 с.</w:t>
       </w:r>
     </w:p>
     <w:p>
@@ -32424,7 +33195,115 @@
           <w:szCs w:val="28"/>
           <w:lang w:val="ru-RU"/>
         </w:rPr>
-        <w:t>Петренко, І. В. Веб-дизайн та програмування: основи створення веб-сайтів / І. В. Петренко. – Харків: Видавництво "Слово", 2016. – 224 с.</w:t>
+        <w:t xml:space="preserve">Петренко, І. В. Веб-дизайн та </w:t>
+      </w:r>
+      <w:proofErr w:type="spellStart"/>
+      <w:r>
+        <w:rPr>
+          <w:sz w:val="28"/>
+          <w:szCs w:val="28"/>
+          <w:lang w:val="ru-RU"/>
+        </w:rPr>
+        <w:t>програмування</w:t>
+      </w:r>
+      <w:proofErr w:type="spellEnd"/>
+      <w:r>
+        <w:rPr>
+          <w:sz w:val="28"/>
+          <w:szCs w:val="28"/>
+          <w:lang w:val="ru-RU"/>
+        </w:rPr>
+        <w:t xml:space="preserve">: </w:t>
+      </w:r>
+      <w:proofErr w:type="spellStart"/>
+      <w:r>
+        <w:rPr>
+          <w:sz w:val="28"/>
+          <w:szCs w:val="28"/>
+          <w:lang w:val="ru-RU"/>
+        </w:rPr>
+        <w:t>основи</w:t>
+      </w:r>
+      <w:proofErr w:type="spellEnd"/>
+      <w:r>
+        <w:rPr>
+          <w:sz w:val="28"/>
+          <w:szCs w:val="28"/>
+          <w:lang w:val="ru-RU"/>
+        </w:rPr>
+        <w:t xml:space="preserve"> </w:t>
+      </w:r>
+      <w:proofErr w:type="spellStart"/>
+      <w:r>
+        <w:rPr>
+          <w:sz w:val="28"/>
+          <w:szCs w:val="28"/>
+          <w:lang w:val="ru-RU"/>
+        </w:rPr>
+        <w:t>створення</w:t>
+      </w:r>
+      <w:proofErr w:type="spellEnd"/>
+      <w:r>
+        <w:rPr>
+          <w:sz w:val="28"/>
+          <w:szCs w:val="28"/>
+          <w:lang w:val="ru-RU"/>
+        </w:rPr>
+        <w:t xml:space="preserve"> веб-</w:t>
+      </w:r>
+      <w:proofErr w:type="spellStart"/>
+      <w:r>
+        <w:rPr>
+          <w:sz w:val="28"/>
+          <w:szCs w:val="28"/>
+          <w:lang w:val="ru-RU"/>
+        </w:rPr>
+        <w:t>сайтів</w:t>
+      </w:r>
+      <w:proofErr w:type="spellEnd"/>
+      <w:r>
+        <w:rPr>
+          <w:sz w:val="28"/>
+          <w:szCs w:val="28"/>
+          <w:lang w:val="ru-RU"/>
+        </w:rPr>
+        <w:t xml:space="preserve"> / І. В. Петренко. – </w:t>
+      </w:r>
+      <w:proofErr w:type="spellStart"/>
+      <w:r>
+        <w:rPr>
+          <w:sz w:val="28"/>
+          <w:szCs w:val="28"/>
+          <w:lang w:val="ru-RU"/>
+        </w:rPr>
+        <w:t>Харків</w:t>
+      </w:r>
+      <w:proofErr w:type="spellEnd"/>
+      <w:r>
+        <w:rPr>
+          <w:sz w:val="28"/>
+          <w:szCs w:val="28"/>
+          <w:lang w:val="ru-RU"/>
+        </w:rPr>
+        <w:t xml:space="preserve">: </w:t>
+      </w:r>
+      <w:proofErr w:type="spellStart"/>
+      <w:r>
+        <w:rPr>
+          <w:sz w:val="28"/>
+          <w:szCs w:val="28"/>
+          <w:lang w:val="ru-RU"/>
+        </w:rPr>
+        <w:t>Видавництво</w:t>
+      </w:r>
+      <w:proofErr w:type="spellEnd"/>
+      <w:r>
+        <w:rPr>
+          <w:sz w:val="28"/>
+          <w:szCs w:val="28"/>
+          <w:lang w:val="ru-RU"/>
+        </w:rPr>
+        <w:t xml:space="preserve"> "Слово", 2016. – 224 с.</w:t>
       </w:r>
     </w:p>
     <w:p>
@@ -32446,13 +33325,167 @@
           <w:lang w:val="ru-RU"/>
         </w:rPr>
       </w:pPr>
+      <w:proofErr w:type="spellStart"/>
       <w:r>
         <w:rPr>
           <w:sz w:val="28"/>
           <w:szCs w:val="28"/>
           <w:lang w:val="ru-RU"/>
         </w:rPr>
-        <w:t>Ковальов, С. І. Веб-програмування та веб-дизайн: основи створення інтернет-проектів / С. І. Ковальов. – Київ: Видавничий дім "Логос", 2015. – 312 с.</w:t>
+        <w:t>Ковальов</w:t>
+      </w:r>
+      <w:proofErr w:type="spellEnd"/>
+      <w:r>
+        <w:rPr>
+          <w:sz w:val="28"/>
+          <w:szCs w:val="28"/>
+          <w:lang w:val="ru-RU"/>
+        </w:rPr>
+        <w:t>, С. І. Веб-</w:t>
+      </w:r>
+      <w:proofErr w:type="spellStart"/>
+      <w:r>
+        <w:rPr>
+          <w:sz w:val="28"/>
+          <w:szCs w:val="28"/>
+          <w:lang w:val="ru-RU"/>
+        </w:rPr>
+        <w:t>програмування</w:t>
+      </w:r>
+      <w:proofErr w:type="spellEnd"/>
+      <w:r>
+        <w:rPr>
+          <w:sz w:val="28"/>
+          <w:szCs w:val="28"/>
+          <w:lang w:val="ru-RU"/>
+        </w:rPr>
+        <w:t xml:space="preserve"> та веб-дизайн: </w:t>
+      </w:r>
+      <w:proofErr w:type="spellStart"/>
+      <w:r>
+        <w:rPr>
+          <w:sz w:val="28"/>
+          <w:szCs w:val="28"/>
+          <w:lang w:val="ru-RU"/>
+        </w:rPr>
+        <w:t>основи</w:t>
+      </w:r>
+      <w:proofErr w:type="spellEnd"/>
+      <w:r>
+        <w:rPr>
+          <w:sz w:val="28"/>
+          <w:szCs w:val="28"/>
+          <w:lang w:val="ru-RU"/>
+        </w:rPr>
+        <w:t xml:space="preserve"> </w:t>
+      </w:r>
+      <w:proofErr w:type="spellStart"/>
+      <w:r>
+        <w:rPr>
+          <w:sz w:val="28"/>
+          <w:szCs w:val="28"/>
+          <w:lang w:val="ru-RU"/>
+        </w:rPr>
+        <w:t>створення</w:t>
+      </w:r>
+      <w:proofErr w:type="spellEnd"/>
+      <w:r>
+        <w:rPr>
+          <w:sz w:val="28"/>
+          <w:szCs w:val="28"/>
+          <w:lang w:val="ru-RU"/>
+        </w:rPr>
+        <w:t xml:space="preserve"> </w:t>
+      </w:r>
+      <w:proofErr w:type="spellStart"/>
+      <w:r>
+        <w:rPr>
+          <w:sz w:val="28"/>
+          <w:szCs w:val="28"/>
+          <w:lang w:val="ru-RU"/>
+        </w:rPr>
+        <w:t>інтернет-проектів</w:t>
+      </w:r>
+      <w:proofErr w:type="spellEnd"/>
+      <w:r>
+        <w:rPr>
+          <w:sz w:val="28"/>
+          <w:szCs w:val="28"/>
+          <w:lang w:val="ru-RU"/>
+        </w:rPr>
+        <w:t xml:space="preserve"> / С. І. </w:t>
+      </w:r>
+      <w:proofErr w:type="spellStart"/>
+      <w:r>
+        <w:rPr>
+          <w:sz w:val="28"/>
+          <w:szCs w:val="28"/>
+          <w:lang w:val="ru-RU"/>
+        </w:rPr>
+        <w:t>Ковальов</w:t>
+      </w:r>
+      <w:proofErr w:type="spellEnd"/>
+      <w:r>
+        <w:rPr>
+          <w:sz w:val="28"/>
+          <w:szCs w:val="28"/>
+          <w:lang w:val="ru-RU"/>
+        </w:rPr>
+        <w:t xml:space="preserve">. – </w:t>
+      </w:r>
+      <w:proofErr w:type="spellStart"/>
+      <w:r>
+        <w:rPr>
+          <w:sz w:val="28"/>
+          <w:szCs w:val="28"/>
+          <w:lang w:val="ru-RU"/>
+        </w:rPr>
+        <w:t>Київ</w:t>
+      </w:r>
+      <w:proofErr w:type="spellEnd"/>
+      <w:r>
+        <w:rPr>
+          <w:sz w:val="28"/>
+          <w:szCs w:val="28"/>
+          <w:lang w:val="ru-RU"/>
+        </w:rPr>
+        <w:t xml:space="preserve">: </w:t>
+      </w:r>
+      <w:proofErr w:type="spellStart"/>
+      <w:r>
+        <w:rPr>
+          <w:sz w:val="28"/>
+          <w:szCs w:val="28"/>
+          <w:lang w:val="ru-RU"/>
+        </w:rPr>
+        <w:t>Видавничий</w:t>
+      </w:r>
+      <w:proofErr w:type="spellEnd"/>
+      <w:r>
+        <w:rPr>
+          <w:sz w:val="28"/>
+          <w:szCs w:val="28"/>
+          <w:lang w:val="ru-RU"/>
+        </w:rPr>
+        <w:t xml:space="preserve"> </w:t>
+      </w:r>
+      <w:proofErr w:type="spellStart"/>
+      <w:r>
+        <w:rPr>
+          <w:sz w:val="28"/>
+          <w:szCs w:val="28"/>
+          <w:lang w:val="ru-RU"/>
+        </w:rPr>
+        <w:t>дім</w:t>
+      </w:r>
+      <w:proofErr w:type="spellEnd"/>
+      <w:r>
+        <w:rPr>
+          <w:sz w:val="28"/>
+          <w:szCs w:val="28"/>
+          <w:lang w:val="ru-RU"/>
+        </w:rPr>
+        <w:t xml:space="preserve"> "Логос", 2015. – 312 с.</w:t>
       </w:r>
     </w:p>
     <w:p>
@@ -32512,7 +33545,97 @@
           <w:szCs w:val="28"/>
           <w:lang w:val="ru-RU"/>
         </w:rPr>
-        <w:t xml:space="preserve"> для початківців: навчальний посібник / А. М. Жуков. – Одеса: Видавничий дім "Веселка", 2018. – 192 с.</w:t>
+        <w:t xml:space="preserve"> для </w:t>
+      </w:r>
+      <w:proofErr w:type="spellStart"/>
+      <w:r>
+        <w:rPr>
+          <w:sz w:val="28"/>
+          <w:szCs w:val="28"/>
+          <w:lang w:val="ru-RU"/>
+        </w:rPr>
+        <w:t>початківців</w:t>
+      </w:r>
+      <w:proofErr w:type="spellEnd"/>
+      <w:r>
+        <w:rPr>
+          <w:sz w:val="28"/>
+          <w:szCs w:val="28"/>
+          <w:lang w:val="ru-RU"/>
+        </w:rPr>
+        <w:t xml:space="preserve">: </w:t>
+      </w:r>
+      <w:proofErr w:type="spellStart"/>
+      <w:r>
+        <w:rPr>
+          <w:sz w:val="28"/>
+          <w:szCs w:val="28"/>
+          <w:lang w:val="ru-RU"/>
+        </w:rPr>
+        <w:t>навчальний</w:t>
+      </w:r>
+      <w:proofErr w:type="spellEnd"/>
+      <w:r>
+        <w:rPr>
+          <w:sz w:val="28"/>
+          <w:szCs w:val="28"/>
+          <w:lang w:val="ru-RU"/>
+        </w:rPr>
+        <w:t xml:space="preserve"> </w:t>
+      </w:r>
+      <w:proofErr w:type="spellStart"/>
+      <w:r>
+        <w:rPr>
+          <w:sz w:val="28"/>
+          <w:szCs w:val="28"/>
+          <w:lang w:val="ru-RU"/>
+        </w:rPr>
+        <w:t>посібник</w:t>
+      </w:r>
+      <w:proofErr w:type="spellEnd"/>
+      <w:r>
+        <w:rPr>
+          <w:sz w:val="28"/>
+          <w:szCs w:val="28"/>
+          <w:lang w:val="ru-RU"/>
+        </w:rPr>
+        <w:t xml:space="preserve"> / А. М. Жуков. – Одеса: </w:t>
+      </w:r>
+      <w:proofErr w:type="spellStart"/>
+      <w:r>
+        <w:rPr>
+          <w:sz w:val="28"/>
+          <w:szCs w:val="28"/>
+          <w:lang w:val="ru-RU"/>
+        </w:rPr>
+        <w:t>Видавничий</w:t>
+      </w:r>
+      <w:proofErr w:type="spellEnd"/>
+      <w:r>
+        <w:rPr>
+          <w:sz w:val="28"/>
+          <w:szCs w:val="28"/>
+          <w:lang w:val="ru-RU"/>
+        </w:rPr>
+        <w:t xml:space="preserve"> </w:t>
+      </w:r>
+      <w:proofErr w:type="spellStart"/>
+      <w:r>
+        <w:rPr>
+          <w:sz w:val="28"/>
+          <w:szCs w:val="28"/>
+          <w:lang w:val="ru-RU"/>
+        </w:rPr>
+        <w:t>дім</w:t>
+      </w:r>
+      <w:proofErr w:type="spellEnd"/>
+      <w:r>
+        <w:rPr>
+          <w:sz w:val="28"/>
+          <w:szCs w:val="28"/>
+          <w:lang w:val="ru-RU"/>
+        </w:rPr>
+        <w:t xml:space="preserve"> "Веселка", 2018. – 192 с.</w:t>
       </w:r>
     </w:p>
     <w:p>
@@ -32534,13 +33657,23 @@
           <w:lang w:val="ru-RU"/>
         </w:rPr>
       </w:pPr>
+      <w:proofErr w:type="spellStart"/>
       <w:r>
         <w:rPr>
           <w:sz w:val="28"/>
           <w:szCs w:val="28"/>
           <w:lang w:val="ru-RU"/>
         </w:rPr>
-        <w:t xml:space="preserve">Васильєв, О. В. </w:t>
+        <w:t>Васильєв</w:t>
+      </w:r>
+      <w:proofErr w:type="spellEnd"/>
+      <w:r>
+        <w:rPr>
+          <w:sz w:val="28"/>
+          <w:szCs w:val="28"/>
+          <w:lang w:val="ru-RU"/>
+        </w:rPr>
+        <w:t xml:space="preserve">, О. В. </w:t>
       </w:r>
       <w:r>
         <w:rPr>
@@ -32556,7 +33689,133 @@
           <w:szCs w:val="28"/>
           <w:lang w:val="ru-RU"/>
         </w:rPr>
-        <w:t>: підручник для початківців / О. В. Васильєв. – Київ: Видавничий дім "Інтерсервіс", 2019. – 288 с.</w:t>
+        <w:t xml:space="preserve">: </w:t>
+      </w:r>
+      <w:proofErr w:type="spellStart"/>
+      <w:r>
+        <w:rPr>
+          <w:sz w:val="28"/>
+          <w:szCs w:val="28"/>
+          <w:lang w:val="ru-RU"/>
+        </w:rPr>
+        <w:t>підручник</w:t>
+      </w:r>
+      <w:proofErr w:type="spellEnd"/>
+      <w:r>
+        <w:rPr>
+          <w:sz w:val="28"/>
+          <w:szCs w:val="28"/>
+          <w:lang w:val="ru-RU"/>
+        </w:rPr>
+        <w:t xml:space="preserve"> для </w:t>
+      </w:r>
+      <w:proofErr w:type="spellStart"/>
+      <w:r>
+        <w:rPr>
+          <w:sz w:val="28"/>
+          <w:szCs w:val="28"/>
+          <w:lang w:val="ru-RU"/>
+        </w:rPr>
+        <w:t>початківців</w:t>
+      </w:r>
+      <w:proofErr w:type="spellEnd"/>
+      <w:r>
+        <w:rPr>
+          <w:sz w:val="28"/>
+          <w:szCs w:val="28"/>
+          <w:lang w:val="ru-RU"/>
+        </w:rPr>
+        <w:t xml:space="preserve"> / О. В. </w:t>
+      </w:r>
+      <w:proofErr w:type="spellStart"/>
+      <w:r>
+        <w:rPr>
+          <w:sz w:val="28"/>
+          <w:szCs w:val="28"/>
+          <w:lang w:val="ru-RU"/>
+        </w:rPr>
+        <w:t>Васильєв</w:t>
+      </w:r>
+      <w:proofErr w:type="spellEnd"/>
+      <w:r>
+        <w:rPr>
+          <w:sz w:val="28"/>
+          <w:szCs w:val="28"/>
+          <w:lang w:val="ru-RU"/>
+        </w:rPr>
+        <w:t xml:space="preserve">. – </w:t>
+      </w:r>
+      <w:proofErr w:type="spellStart"/>
+      <w:r>
+        <w:rPr>
+          <w:sz w:val="28"/>
+          <w:szCs w:val="28"/>
+          <w:lang w:val="ru-RU"/>
+        </w:rPr>
+        <w:t>Київ</w:t>
+      </w:r>
+      <w:proofErr w:type="spellEnd"/>
+      <w:r>
+        <w:rPr>
+          <w:sz w:val="28"/>
+          <w:szCs w:val="28"/>
+          <w:lang w:val="ru-RU"/>
+        </w:rPr>
+        <w:t xml:space="preserve">: </w:t>
+      </w:r>
+      <w:proofErr w:type="spellStart"/>
+      <w:r>
+        <w:rPr>
+          <w:sz w:val="28"/>
+          <w:szCs w:val="28"/>
+          <w:lang w:val="ru-RU"/>
+        </w:rPr>
+        <w:t>Видавничий</w:t>
+      </w:r>
+      <w:proofErr w:type="spellEnd"/>
+      <w:r>
+        <w:rPr>
+          <w:sz w:val="28"/>
+          <w:szCs w:val="28"/>
+          <w:lang w:val="ru-RU"/>
+        </w:rPr>
+        <w:t xml:space="preserve"> </w:t>
+      </w:r>
+      <w:proofErr w:type="spellStart"/>
+      <w:r>
+        <w:rPr>
+          <w:sz w:val="28"/>
+          <w:szCs w:val="28"/>
+          <w:lang w:val="ru-RU"/>
+        </w:rPr>
+        <w:t>дім</w:t>
+      </w:r>
+      <w:proofErr w:type="spellEnd"/>
+      <w:r>
+        <w:rPr>
+          <w:sz w:val="28"/>
+          <w:szCs w:val="28"/>
+          <w:lang w:val="ru-RU"/>
+        </w:rPr>
+        <w:t xml:space="preserve"> "</w:t>
+      </w:r>
+      <w:proofErr w:type="spellStart"/>
+      <w:r>
+        <w:rPr>
+          <w:sz w:val="28"/>
+          <w:szCs w:val="28"/>
+          <w:lang w:val="ru-RU"/>
+        </w:rPr>
+        <w:t>Інтерсервіс</w:t>
+      </w:r>
+      <w:proofErr w:type="spellEnd"/>
+      <w:r>
+        <w:rPr>
+          <w:sz w:val="28"/>
+          <w:szCs w:val="28"/>
+          <w:lang w:val="ru-RU"/>
+        </w:rPr>
+        <w:t>", 2019. – 288 с.</w:t>
       </w:r>
     </w:p>
     <w:p>
@@ -32577,13 +33836,159 @@
           <w:szCs w:val="28"/>
         </w:rPr>
       </w:pPr>
-      <w:r>
-        <w:rPr>
-          <w:sz w:val="28"/>
-          <w:szCs w:val="28"/>
-        </w:rPr>
-        <w:t>Head First HTML and CSS: A Learner's Guide to Creating Standards-Based Web Pages</w:t>
-      </w:r>
+      <w:proofErr w:type="spellStart"/>
+      <w:r>
+        <w:rPr>
+          <w:sz w:val="28"/>
+          <w:szCs w:val="28"/>
+        </w:rPr>
+        <w:t>Head</w:t>
+      </w:r>
+      <w:proofErr w:type="spellEnd"/>
+      <w:r>
+        <w:rPr>
+          <w:sz w:val="28"/>
+          <w:szCs w:val="28"/>
+        </w:rPr>
+        <w:t xml:space="preserve"> </w:t>
+      </w:r>
+      <w:proofErr w:type="spellStart"/>
+      <w:r>
+        <w:rPr>
+          <w:sz w:val="28"/>
+          <w:szCs w:val="28"/>
+        </w:rPr>
+        <w:t>First</w:t>
+      </w:r>
+      <w:proofErr w:type="spellEnd"/>
+      <w:r>
+        <w:rPr>
+          <w:sz w:val="28"/>
+          <w:szCs w:val="28"/>
+        </w:rPr>
+        <w:t xml:space="preserve"> HTML </w:t>
+      </w:r>
+      <w:proofErr w:type="spellStart"/>
+      <w:r>
+        <w:rPr>
+          <w:sz w:val="28"/>
+          <w:szCs w:val="28"/>
+        </w:rPr>
+        <w:t>and</w:t>
+      </w:r>
+      <w:proofErr w:type="spellEnd"/>
+      <w:r>
+        <w:rPr>
+          <w:sz w:val="28"/>
+          <w:szCs w:val="28"/>
+        </w:rPr>
+        <w:t xml:space="preserve"> CSS: A </w:t>
+      </w:r>
+      <w:proofErr w:type="spellStart"/>
+      <w:r>
+        <w:rPr>
+          <w:sz w:val="28"/>
+          <w:szCs w:val="28"/>
+        </w:rPr>
+        <w:t>Learner's</w:t>
+      </w:r>
+      <w:proofErr w:type="spellEnd"/>
+      <w:r>
+        <w:rPr>
+          <w:sz w:val="28"/>
+          <w:szCs w:val="28"/>
+        </w:rPr>
+        <w:t xml:space="preserve"> </w:t>
+      </w:r>
+      <w:proofErr w:type="spellStart"/>
+      <w:r>
+        <w:rPr>
+          <w:sz w:val="28"/>
+          <w:szCs w:val="28"/>
+        </w:rPr>
+        <w:t>Guide</w:t>
+      </w:r>
+      <w:proofErr w:type="spellEnd"/>
+      <w:r>
+        <w:rPr>
+          <w:sz w:val="28"/>
+          <w:szCs w:val="28"/>
+        </w:rPr>
+        <w:t xml:space="preserve"> </w:t>
+      </w:r>
+      <w:proofErr w:type="spellStart"/>
+      <w:r>
+        <w:rPr>
+          <w:sz w:val="28"/>
+          <w:szCs w:val="28"/>
+        </w:rPr>
+        <w:t>to</w:t>
+      </w:r>
+      <w:proofErr w:type="spellEnd"/>
+      <w:r>
+        <w:rPr>
+          <w:sz w:val="28"/>
+          <w:szCs w:val="28"/>
+        </w:rPr>
+        <w:t xml:space="preserve"> </w:t>
+      </w:r>
+      <w:proofErr w:type="spellStart"/>
+      <w:r>
+        <w:rPr>
+          <w:sz w:val="28"/>
+          <w:szCs w:val="28"/>
+        </w:rPr>
+        <w:t>Creating</w:t>
+      </w:r>
+      <w:proofErr w:type="spellEnd"/>
+      <w:r>
+        <w:rPr>
+          <w:sz w:val="28"/>
+          <w:szCs w:val="28"/>
+        </w:rPr>
+        <w:t xml:space="preserve"> </w:t>
+      </w:r>
+      <w:proofErr w:type="spellStart"/>
+      <w:r>
+        <w:rPr>
+          <w:sz w:val="28"/>
+          <w:szCs w:val="28"/>
+        </w:rPr>
+        <w:t>Standards-Based</w:t>
+      </w:r>
+      <w:proofErr w:type="spellEnd"/>
+      <w:r>
+        <w:rPr>
+          <w:sz w:val="28"/>
+          <w:szCs w:val="28"/>
+        </w:rPr>
+        <w:t xml:space="preserve"> </w:t>
+      </w:r>
+      <w:proofErr w:type="spellStart"/>
+      <w:r>
+        <w:rPr>
+          <w:sz w:val="28"/>
+          <w:szCs w:val="28"/>
+        </w:rPr>
+        <w:t>Web</w:t>
+      </w:r>
+      <w:proofErr w:type="spellEnd"/>
+      <w:r>
+        <w:rPr>
+          <w:sz w:val="28"/>
+          <w:szCs w:val="28"/>
+        </w:rPr>
+        <w:t xml:space="preserve"> </w:t>
+      </w:r>
+      <w:proofErr w:type="spellStart"/>
+      <w:r>
+        <w:rPr>
+          <w:sz w:val="28"/>
+          <w:szCs w:val="28"/>
+        </w:rPr>
+        <w:t>Pages</w:t>
+      </w:r>
+      <w:proofErr w:type="spellEnd"/>
       <w:r>
         <w:rPr>
           <w:sz w:val="28"/>
@@ -32591,13 +33996,31 @@
         </w:rPr>
         <w:t xml:space="preserve"> / </w:t>
       </w:r>
-      <w:r>
-        <w:rPr>
-          <w:sz w:val="28"/>
-          <w:szCs w:val="28"/>
-        </w:rPr>
-        <w:t>Elisabeth Robson</w:t>
-      </w:r>
+      <w:proofErr w:type="spellStart"/>
+      <w:r>
+        <w:rPr>
+          <w:sz w:val="28"/>
+          <w:szCs w:val="28"/>
+        </w:rPr>
+        <w:t>Elisabeth</w:t>
+      </w:r>
+      <w:proofErr w:type="spellEnd"/>
+      <w:r>
+        <w:rPr>
+          <w:sz w:val="28"/>
+          <w:szCs w:val="28"/>
+        </w:rPr>
+        <w:t xml:space="preserve"> </w:t>
+      </w:r>
+      <w:proofErr w:type="spellStart"/>
+      <w:r>
+        <w:rPr>
+          <w:sz w:val="28"/>
+          <w:szCs w:val="28"/>
+        </w:rPr>
+        <w:t>Robson</w:t>
+      </w:r>
+      <w:proofErr w:type="spellEnd"/>
       <w:r>
         <w:rPr>
           <w:sz w:val="28"/>
@@ -32613,13 +34036,31 @@
         </w:rPr>
         <w:t xml:space="preserve">  </w:t>
       </w:r>
-      <w:r>
-        <w:rPr>
-          <w:sz w:val="28"/>
-          <w:szCs w:val="28"/>
-        </w:rPr>
-        <w:t>Eric Freeman</w:t>
-      </w:r>
+      <w:proofErr w:type="spellStart"/>
+      <w:r>
+        <w:rPr>
+          <w:sz w:val="28"/>
+          <w:szCs w:val="28"/>
+        </w:rPr>
+        <w:t>Eric</w:t>
+      </w:r>
+      <w:proofErr w:type="spellEnd"/>
+      <w:r>
+        <w:rPr>
+          <w:sz w:val="28"/>
+          <w:szCs w:val="28"/>
+        </w:rPr>
+        <w:t xml:space="preserve"> </w:t>
+      </w:r>
+      <w:proofErr w:type="spellStart"/>
+      <w:r>
+        <w:rPr>
+          <w:sz w:val="28"/>
+          <w:szCs w:val="28"/>
+        </w:rPr>
+        <w:t>Freeman</w:t>
+      </w:r>
+      <w:proofErr w:type="spellEnd"/>
       <w:r>
         <w:rPr>
           <w:sz w:val="28"/>
@@ -32659,7 +34100,55 @@
           <w:sz w:val="28"/>
           <w:szCs w:val="28"/>
         </w:rPr>
-        <w:t xml:space="preserve">Курс лекцій з дисципліни “Інформатика” для студентів економічних спеціальностей /укладачі: Д.В. Бєльков, Є.М. Єдемська - Донецьк: ДонНТУ, 2011. – 296 c. </w:t>
+        <w:t xml:space="preserve">Курс лекцій з дисципліни “Інформатика” для студентів економічних спеціальностей /укладачі: Д.В. </w:t>
+      </w:r>
+      <w:proofErr w:type="spellStart"/>
+      <w:r>
+        <w:rPr>
+          <w:sz w:val="28"/>
+          <w:szCs w:val="28"/>
+        </w:rPr>
+        <w:t>Бєльков</w:t>
+      </w:r>
+      <w:proofErr w:type="spellEnd"/>
+      <w:r>
+        <w:rPr>
+          <w:sz w:val="28"/>
+          <w:szCs w:val="28"/>
+        </w:rPr>
+        <w:t xml:space="preserve">, Є.М. </w:t>
+      </w:r>
+      <w:proofErr w:type="spellStart"/>
+      <w:r>
+        <w:rPr>
+          <w:sz w:val="28"/>
+          <w:szCs w:val="28"/>
+        </w:rPr>
+        <w:t>Єдемська</w:t>
+      </w:r>
+      <w:proofErr w:type="spellEnd"/>
+      <w:r>
+        <w:rPr>
+          <w:sz w:val="28"/>
+          <w:szCs w:val="28"/>
+        </w:rPr>
+        <w:t xml:space="preserve"> - Донецьк: </w:t>
+      </w:r>
+      <w:proofErr w:type="spellStart"/>
+      <w:r>
+        <w:rPr>
+          <w:sz w:val="28"/>
+          <w:szCs w:val="28"/>
+        </w:rPr>
+        <w:t>ДонНТУ</w:t>
+      </w:r>
+      <w:proofErr w:type="spellEnd"/>
+      <w:r>
+        <w:rPr>
+          <w:sz w:val="28"/>
+          <w:szCs w:val="28"/>
+        </w:rPr>
+        <w:t xml:space="preserve">, 2011. – 296 c. </w:t>
       </w:r>
     </w:p>
     <w:p>
@@ -32680,6 +34169,7 @@
           <w:szCs w:val="28"/>
         </w:rPr>
       </w:pPr>
+      <w:proofErr w:type="spellStart"/>
       <w:r>
         <w:rPr>
           <w:sz w:val="28"/>
@@ -32688,6 +34178,7 @@
         </w:rPr>
         <w:t>Bootstap</w:t>
       </w:r>
+      <w:proofErr w:type="spellEnd"/>
       <w:r>
         <w:rPr>
           <w:sz w:val="28"/>
@@ -32944,7 +34435,71 @@
           <w:sz w:val="28"/>
           <w:szCs w:val="28"/>
         </w:rPr>
-        <w:t xml:space="preserve">Інформатика та комп'ютерна техніка: навчальний посібник/ М. В. Макарова, Г. В. Карнаухова, С. В. Запара. - 3 - тє вид., допов. і переробл.. - Суми: ВТД "Університетська книга", 2008. - 665 с.  </w:t>
+        <w:t xml:space="preserve">Інформатика та комп'ютерна техніка: навчальний посібник/ М. В. Макарова, Г. В. </w:t>
+      </w:r>
+      <w:proofErr w:type="spellStart"/>
+      <w:r>
+        <w:rPr>
+          <w:sz w:val="28"/>
+          <w:szCs w:val="28"/>
+        </w:rPr>
+        <w:t>Карнаухова</w:t>
+      </w:r>
+      <w:proofErr w:type="spellEnd"/>
+      <w:r>
+        <w:rPr>
+          <w:sz w:val="28"/>
+          <w:szCs w:val="28"/>
+        </w:rPr>
+        <w:t xml:space="preserve">, С. В. Запара. - 3 - </w:t>
+      </w:r>
+      <w:proofErr w:type="spellStart"/>
+      <w:r>
+        <w:rPr>
+          <w:sz w:val="28"/>
+          <w:szCs w:val="28"/>
+        </w:rPr>
+        <w:t>тє</w:t>
+      </w:r>
+      <w:proofErr w:type="spellEnd"/>
+      <w:r>
+        <w:rPr>
+          <w:sz w:val="28"/>
+          <w:szCs w:val="28"/>
+        </w:rPr>
+        <w:t xml:space="preserve"> вид., </w:t>
+      </w:r>
+      <w:proofErr w:type="spellStart"/>
+      <w:r>
+        <w:rPr>
+          <w:sz w:val="28"/>
+          <w:szCs w:val="28"/>
+        </w:rPr>
+        <w:t>допов</w:t>
+      </w:r>
+      <w:proofErr w:type="spellEnd"/>
+      <w:r>
+        <w:rPr>
+          <w:sz w:val="28"/>
+          <w:szCs w:val="28"/>
+        </w:rPr>
+        <w:t xml:space="preserve">. і </w:t>
+      </w:r>
+      <w:proofErr w:type="spellStart"/>
+      <w:r>
+        <w:rPr>
+          <w:sz w:val="28"/>
+          <w:szCs w:val="28"/>
+        </w:rPr>
+        <w:t>переробл</w:t>
+      </w:r>
+      <w:proofErr w:type="spellEnd"/>
+      <w:r>
+        <w:rPr>
+          <w:sz w:val="28"/>
+          <w:szCs w:val="28"/>
+        </w:rPr>
+        <w:t xml:space="preserve">.. - Суми: ВТД "Університетська книга", 2008. - 665 с.  </w:t>
       </w:r>
     </w:p>
     <w:p>
@@ -32970,7 +34525,55 @@
           <w:sz w:val="28"/>
           <w:szCs w:val="28"/>
         </w:rPr>
-        <w:t xml:space="preserve">Інформатика і комп’ютерна техніка  : навч. посіб. / Н. М. Войтюшенко, А. І. Остапець. К. : ЦУЛ, 2006. – 568 c.  </w:t>
+        <w:t xml:space="preserve">Інформатика і комп’ютерна техніка  : </w:t>
+      </w:r>
+      <w:proofErr w:type="spellStart"/>
+      <w:r>
+        <w:rPr>
+          <w:sz w:val="28"/>
+          <w:szCs w:val="28"/>
+        </w:rPr>
+        <w:t>навч</w:t>
+      </w:r>
+      <w:proofErr w:type="spellEnd"/>
+      <w:r>
+        <w:rPr>
+          <w:sz w:val="28"/>
+          <w:szCs w:val="28"/>
+        </w:rPr>
+        <w:t xml:space="preserve">. </w:t>
+      </w:r>
+      <w:proofErr w:type="spellStart"/>
+      <w:r>
+        <w:rPr>
+          <w:sz w:val="28"/>
+          <w:szCs w:val="28"/>
+        </w:rPr>
+        <w:t>посіб</w:t>
+      </w:r>
+      <w:proofErr w:type="spellEnd"/>
+      <w:r>
+        <w:rPr>
+          <w:sz w:val="28"/>
+          <w:szCs w:val="28"/>
+        </w:rPr>
+        <w:t xml:space="preserve">. / Н. М. </w:t>
+      </w:r>
+      <w:proofErr w:type="spellStart"/>
+      <w:r>
+        <w:rPr>
+          <w:sz w:val="28"/>
+          <w:szCs w:val="28"/>
+        </w:rPr>
+        <w:t>Войтюшенко</w:t>
+      </w:r>
+      <w:proofErr w:type="spellEnd"/>
+      <w:r>
+        <w:rPr>
+          <w:sz w:val="28"/>
+          <w:szCs w:val="28"/>
+        </w:rPr>
+        <w:t xml:space="preserve">, А. І. Остапець. К. : ЦУЛ, 2006. – 568 c.  </w:t>
       </w:r>
     </w:p>
     <w:p>
@@ -32991,6 +34594,7 @@
           <w:szCs w:val="28"/>
         </w:rPr>
       </w:pPr>
+      <w:proofErr w:type="spellStart"/>
       <w:r>
         <w:rPr>
           <w:sz w:val="28"/>
@@ -32999,6 +34603,7 @@
         </w:rPr>
         <w:t>JQuery</w:t>
       </w:r>
+      <w:proofErr w:type="spellEnd"/>
       <w:r>
         <w:rPr>
           <w:sz w:val="28"/>
@@ -33079,7 +34684,135 @@
           <w:sz w:val="28"/>
           <w:szCs w:val="28"/>
         </w:rPr>
-        <w:t xml:space="preserve">Електронний підручник , Войтюшенко Н. М., Інформатика і комп’ютерна техніка: навч. пос. [для студ. вищ. навч. закл.]/ Н. М. Войтюшенко, А. І. Остапець. – [2-ге вид.]. – К.: Центр учбової літератури, 2009. – 564 с.– ISBN 978-966-364-825-5. Режим доступу </w:t>
+        <w:t xml:space="preserve">Електронний підручник , </w:t>
+      </w:r>
+      <w:proofErr w:type="spellStart"/>
+      <w:r>
+        <w:rPr>
+          <w:sz w:val="28"/>
+          <w:szCs w:val="28"/>
+        </w:rPr>
+        <w:t>Войтюшенко</w:t>
+      </w:r>
+      <w:proofErr w:type="spellEnd"/>
+      <w:r>
+        <w:rPr>
+          <w:sz w:val="28"/>
+          <w:szCs w:val="28"/>
+        </w:rPr>
+        <w:t xml:space="preserve"> Н. М., Інформатика і комп’ютерна техніка: </w:t>
+      </w:r>
+      <w:proofErr w:type="spellStart"/>
+      <w:r>
+        <w:rPr>
+          <w:sz w:val="28"/>
+          <w:szCs w:val="28"/>
+        </w:rPr>
+        <w:t>навч</w:t>
+      </w:r>
+      <w:proofErr w:type="spellEnd"/>
+      <w:r>
+        <w:rPr>
+          <w:sz w:val="28"/>
+          <w:szCs w:val="28"/>
+        </w:rPr>
+        <w:t xml:space="preserve">. </w:t>
+      </w:r>
+      <w:proofErr w:type="spellStart"/>
+      <w:r>
+        <w:rPr>
+          <w:sz w:val="28"/>
+          <w:szCs w:val="28"/>
+        </w:rPr>
+        <w:t>пос</w:t>
+      </w:r>
+      <w:proofErr w:type="spellEnd"/>
+      <w:r>
+        <w:rPr>
+          <w:sz w:val="28"/>
+          <w:szCs w:val="28"/>
+        </w:rPr>
+        <w:t xml:space="preserve">. [для </w:t>
+      </w:r>
+      <w:proofErr w:type="spellStart"/>
+      <w:r>
+        <w:rPr>
+          <w:sz w:val="28"/>
+          <w:szCs w:val="28"/>
+        </w:rPr>
+        <w:t>студ</w:t>
+      </w:r>
+      <w:proofErr w:type="spellEnd"/>
+      <w:r>
+        <w:rPr>
+          <w:sz w:val="28"/>
+          <w:szCs w:val="28"/>
+        </w:rPr>
+        <w:t xml:space="preserve">. </w:t>
+      </w:r>
+      <w:proofErr w:type="spellStart"/>
+      <w:r>
+        <w:rPr>
+          <w:sz w:val="28"/>
+          <w:szCs w:val="28"/>
+        </w:rPr>
+        <w:t>вищ</w:t>
+      </w:r>
+      <w:proofErr w:type="spellEnd"/>
+      <w:r>
+        <w:rPr>
+          <w:sz w:val="28"/>
+          <w:szCs w:val="28"/>
+        </w:rPr>
+        <w:t xml:space="preserve">. </w:t>
+      </w:r>
+      <w:proofErr w:type="spellStart"/>
+      <w:r>
+        <w:rPr>
+          <w:sz w:val="28"/>
+          <w:szCs w:val="28"/>
+        </w:rPr>
+        <w:t>навч</w:t>
+      </w:r>
+      <w:proofErr w:type="spellEnd"/>
+      <w:r>
+        <w:rPr>
+          <w:sz w:val="28"/>
+          <w:szCs w:val="28"/>
+        </w:rPr>
+        <w:t xml:space="preserve">. </w:t>
+      </w:r>
+      <w:proofErr w:type="spellStart"/>
+      <w:r>
+        <w:rPr>
+          <w:sz w:val="28"/>
+          <w:szCs w:val="28"/>
+        </w:rPr>
+        <w:t>закл</w:t>
+      </w:r>
+      <w:proofErr w:type="spellEnd"/>
+      <w:r>
+        <w:rPr>
+          <w:sz w:val="28"/>
+          <w:szCs w:val="28"/>
+        </w:rPr>
+        <w:t xml:space="preserve">.]/ Н. М. </w:t>
+      </w:r>
+      <w:proofErr w:type="spellStart"/>
+      <w:r>
+        <w:rPr>
+          <w:sz w:val="28"/>
+          <w:szCs w:val="28"/>
+        </w:rPr>
+        <w:t>Войтюшенко</w:t>
+      </w:r>
+      <w:proofErr w:type="spellEnd"/>
+      <w:r>
+        <w:rPr>
+          <w:sz w:val="28"/>
+          <w:szCs w:val="28"/>
+        </w:rPr>
+        <w:t xml:space="preserve">, А. І. Остапець. – [2-ге вид.]. – К.: Центр учбової літератури, 2009. – 564 с.– ISBN 978-966-364-825-5. Режим доступу </w:t>
       </w:r>
       <w:hyperlink r:id="rId17" w:history="1">
         <w:r>
@@ -34144,7 +35877,7 @@
 </file>
 
 <file path=word/endnotes.xml><?xml version="1.0" encoding="utf-8"?>
-<w:endnotes xmlns:wpc="http://schemas.microsoft.com/office/word/2010/wordprocessingCanvas" xmlns:cx="http://schemas.microsoft.com/office/drawing/2014/chartex" xmlns:cx1="http://schemas.microsoft.com/office/drawing/2015/9/8/chartex" xmlns:mc="http://schemas.openxmlformats.org/markup-compatibility/2006" xmlns:o="urn:schemas-microsoft-com:office:office" xmlns:r="http://schemas.openxmlformats.org/officeDocument/2006/relationships" xmlns:m="http://schemas.openxmlformats.org/officeDocument/2006/math" xmlns:v="urn:schemas-microsoft-com:vml" xmlns:wp14="http://schemas.microsoft.com/office/word/2010/wordprocessingDrawing" xmlns:wp="http://schemas.openxmlformats.org/drawingml/2006/wordprocessingDrawing" xmlns:w10="urn:schemas-microsoft-com:office:word" xmlns:w="http://schemas.openxmlformats.org/wordprocessingml/2006/main" xmlns:w14="http://schemas.microsoft.com/office/word/2010/wordml" xmlns:w15="http://schemas.microsoft.com/office/word/2012/wordml" xmlns:w16se="http://schemas.microsoft.com/office/word/2015/wordml/symex" xmlns:wpg="http://schemas.microsoft.com/office/word/2010/wordprocessingGroup" xmlns:wpi="http://schemas.microsoft.com/office/word/2010/wordprocessingInk" xmlns:wne="http://schemas.microsoft.com/office/word/2006/wordml" xmlns:wps="http://schemas.microsoft.com/office/word/2010/wordprocessingShape" mc:Ignorable="w14 w15 w16se wp14">
+<w:endnotes xmlns:wpc="http://schemas.microsoft.com/office/word/2010/wordprocessingCanvas" xmlns:cx="http://schemas.microsoft.com/office/drawing/2014/chartex" xmlns:cx1="http://schemas.microsoft.com/office/drawing/2015/9/8/chartex" xmlns:cx2="http://schemas.microsoft.com/office/drawing/2015/10/21/chartex" xmlns:cx3="http://schemas.microsoft.com/office/drawing/2016/5/9/chartex" xmlns:cx4="http://schemas.microsoft.com/office/drawing/2016/5/10/chartex" xmlns:cx5="http://schemas.microsoft.com/office/drawing/2016/5/11/chartex" xmlns:cx6="http://schemas.microsoft.com/office/drawing/2016/5/12/chartex" xmlns:cx7="http://schemas.microsoft.com/office/drawing/2016/5/13/chartex" xmlns:cx8="http://schemas.microsoft.com/office/drawing/2016/5/14/chartex" xmlns:mc="http://schemas.openxmlformats.org/markup-compatibility/2006" xmlns:aink="http://schemas.microsoft.com/office/drawing/2016/ink" xmlns:am3d="http://schemas.microsoft.com/office/drawing/2017/model3d" xmlns:o="urn:schemas-microsoft-com:office:office" xmlns:r="http://schemas.openxmlformats.org/officeDocument/2006/relationships" xmlns:m="http://schemas.openxmlformats.org/officeDocument/2006/math" xmlns:v="urn:schemas-microsoft-com:vml" xmlns:wp14="http://schemas.microsoft.com/office/word/2010/wordprocessingDrawing" xmlns:wp="http://schemas.openxmlformats.org/drawingml/2006/wordprocessingDrawing" xmlns:w10="urn:schemas-microsoft-com:office:word" xmlns:w="http://schemas.openxmlformats.org/wordprocessingml/2006/main" xmlns:w14="http://schemas.microsoft.com/office/word/2010/wordml" xmlns:w15="http://schemas.microsoft.com/office/word/2012/wordml" xmlns:w16cex="http://schemas.microsoft.com/office/word/2018/wordml/cex" xmlns:w16cid="http://schemas.microsoft.com/office/word/2016/wordml/cid" xmlns:w16="http://schemas.microsoft.com/office/word/2018/wordml" xmlns:w16se="http://schemas.microsoft.com/office/word/2015/wordml/symex" xmlns:wpg="http://schemas.microsoft.com/office/word/2010/wordprocessingGroup" xmlns:wpi="http://schemas.microsoft.com/office/word/2010/wordprocessingInk" xmlns:wne="http://schemas.microsoft.com/office/word/2006/wordml" xmlns:wps="http://schemas.microsoft.com/office/word/2010/wordprocessingShape" mc:Ignorable="w14 w15 w16se w16cid w16 w16cex wp14">
   <w:endnote w:type="separator" w:id="-1">
     <w:p>
       <w:r>
@@ -34163,7 +35896,7 @@
 </file>
 
 <file path=word/footer1.xml><?xml version="1.0" encoding="utf-8"?>
-<w:ftr xmlns:wpc="http://schemas.microsoft.com/office/word/2010/wordprocessingCanvas" xmlns:cx="http://schemas.microsoft.com/office/drawing/2014/chartex" xmlns:cx1="http://schemas.microsoft.com/office/drawing/2015/9/8/chartex" xmlns:mc="http://schemas.openxmlformats.org/markup-compatibility/2006" xmlns:o="urn:schemas-microsoft-com:office:office" xmlns:r="http://schemas.openxmlformats.org/officeDocument/2006/relationships" xmlns:m="http://schemas.openxmlformats.org/officeDocument/2006/math" xmlns:v="urn:schemas-microsoft-com:vml" xmlns:wp14="http://schemas.microsoft.com/office/word/2010/wordprocessingDrawing" xmlns:wp="http://schemas.openxmlformats.org/drawingml/2006/wordprocessingDrawing" xmlns:w10="urn:schemas-microsoft-com:office:word" xmlns:w="http://schemas.openxmlformats.org/wordprocessingml/2006/main" xmlns:w14="http://schemas.microsoft.com/office/word/2010/wordml" xmlns:w15="http://schemas.microsoft.com/office/word/2012/wordml" xmlns:w16se="http://schemas.microsoft.com/office/word/2015/wordml/symex" xmlns:wpg="http://schemas.microsoft.com/office/word/2010/wordprocessingGroup" xmlns:wpi="http://schemas.microsoft.com/office/word/2010/wordprocessingInk" xmlns:wne="http://schemas.microsoft.com/office/word/2006/wordml" xmlns:wps="http://schemas.microsoft.com/office/word/2010/wordprocessingShape" mc:Ignorable="w14 w15 w16se wp14">
+<w:ftr xmlns:wpc="http://schemas.microsoft.com/office/word/2010/wordprocessingCanvas" xmlns:cx="http://schemas.microsoft.com/office/drawing/2014/chartex" xmlns:cx1="http://schemas.microsoft.com/office/drawing/2015/9/8/chartex" xmlns:cx2="http://schemas.microsoft.com/office/drawing/2015/10/21/chartex" xmlns:cx3="http://schemas.microsoft.com/office/drawing/2016/5/9/chartex" xmlns:cx4="http://schemas.microsoft.com/office/drawing/2016/5/10/chartex" xmlns:cx5="http://schemas.microsoft.com/office/drawing/2016/5/11/chartex" xmlns:cx6="http://schemas.microsoft.com/office/drawing/2016/5/12/chartex" xmlns:cx7="http://schemas.microsoft.com/office/drawing/2016/5/13/chartex" xmlns:cx8="http://schemas.microsoft.com/office/drawing/2016/5/14/chartex" xmlns:mc="http://schemas.openxmlformats.org/markup-compatibility/2006" xmlns:aink="http://schemas.microsoft.com/office/drawing/2016/ink" xmlns:am3d="http://schemas.microsoft.com/office/drawing/2017/model3d" xmlns:o="urn:schemas-microsoft-com:office:office" xmlns:r="http://schemas.openxmlformats.org/officeDocument/2006/relationships" xmlns:m="http://schemas.openxmlformats.org/officeDocument/2006/math" xmlns:v="urn:schemas-microsoft-com:vml" xmlns:wp14="http://schemas.microsoft.com/office/word/2010/wordprocessingDrawing" xmlns:wp="http://schemas.openxmlformats.org/drawingml/2006/wordprocessingDrawing" xmlns:w10="urn:schemas-microsoft-com:office:word" xmlns:w="http://schemas.openxmlformats.org/wordprocessingml/2006/main" xmlns:w14="http://schemas.microsoft.com/office/word/2010/wordml" xmlns:w15="http://schemas.microsoft.com/office/word/2012/wordml" xmlns:w16cex="http://schemas.microsoft.com/office/word/2018/wordml/cex" xmlns:w16cid="http://schemas.microsoft.com/office/word/2016/wordml/cid" xmlns:w16="http://schemas.microsoft.com/office/word/2018/wordml" xmlns:w16se="http://schemas.microsoft.com/office/word/2015/wordml/symex" xmlns:wpg="http://schemas.microsoft.com/office/word/2010/wordprocessingGroup" xmlns:wpi="http://schemas.microsoft.com/office/word/2010/wordprocessingInk" xmlns:wne="http://schemas.microsoft.com/office/word/2006/wordml" xmlns:wps="http://schemas.microsoft.com/office/word/2010/wordprocessingShape" mc:Ignorable="w14 w15 w16se w16cid w16 w16cex wp14">
   <w:p>
     <w:pPr>
       <w:pStyle w:val="a9"/>
@@ -34173,7 +35906,7 @@
 </file>
 
 <file path=word/footer2.xml><?xml version="1.0" encoding="utf-8"?>
-<w:ftr xmlns:wpc="http://schemas.microsoft.com/office/word/2010/wordprocessingCanvas" xmlns:cx="http://schemas.microsoft.com/office/drawing/2014/chartex" xmlns:cx1="http://schemas.microsoft.com/office/drawing/2015/9/8/chartex" xmlns:mc="http://schemas.openxmlformats.org/markup-compatibility/2006" xmlns:o="urn:schemas-microsoft-com:office:office" xmlns:r="http://schemas.openxmlformats.org/officeDocument/2006/relationships" xmlns:m="http://schemas.openxmlformats.org/officeDocument/2006/math" xmlns:v="urn:schemas-microsoft-com:vml" xmlns:wp14="http://schemas.microsoft.com/office/word/2010/wordprocessingDrawing" xmlns:wp="http://schemas.openxmlformats.org/drawingml/2006/wordprocessingDrawing" xmlns:w10="urn:schemas-microsoft-com:office:word" xmlns:w="http://schemas.openxmlformats.org/wordprocessingml/2006/main" xmlns:w14="http://schemas.microsoft.com/office/word/2010/wordml" xmlns:w15="http://schemas.microsoft.com/office/word/2012/wordml" xmlns:w16se="http://schemas.microsoft.com/office/word/2015/wordml/symex" xmlns:wpg="http://schemas.microsoft.com/office/word/2010/wordprocessingGroup" xmlns:wpi="http://schemas.microsoft.com/office/word/2010/wordprocessingInk" xmlns:wne="http://schemas.microsoft.com/office/word/2006/wordml" xmlns:wps="http://schemas.microsoft.com/office/word/2010/wordprocessingShape" mc:Ignorable="w14 w15 w16se wp14">
+<w:ftr xmlns:wpc="http://schemas.microsoft.com/office/word/2010/wordprocessingCanvas" xmlns:cx="http://schemas.microsoft.com/office/drawing/2014/chartex" xmlns:cx1="http://schemas.microsoft.com/office/drawing/2015/9/8/chartex" xmlns:cx2="http://schemas.microsoft.com/office/drawing/2015/10/21/chartex" xmlns:cx3="http://schemas.microsoft.com/office/drawing/2016/5/9/chartex" xmlns:cx4="http://schemas.microsoft.com/office/drawing/2016/5/10/chartex" xmlns:cx5="http://schemas.microsoft.com/office/drawing/2016/5/11/chartex" xmlns:cx6="http://schemas.microsoft.com/office/drawing/2016/5/12/chartex" xmlns:cx7="http://schemas.microsoft.com/office/drawing/2016/5/13/chartex" xmlns:cx8="http://schemas.microsoft.com/office/drawing/2016/5/14/chartex" xmlns:mc="http://schemas.openxmlformats.org/markup-compatibility/2006" xmlns:aink="http://schemas.microsoft.com/office/drawing/2016/ink" xmlns:am3d="http://schemas.microsoft.com/office/drawing/2017/model3d" xmlns:o="urn:schemas-microsoft-com:office:office" xmlns:r="http://schemas.openxmlformats.org/officeDocument/2006/relationships" xmlns:m="http://schemas.openxmlformats.org/officeDocument/2006/math" xmlns:v="urn:schemas-microsoft-com:vml" xmlns:wp14="http://schemas.microsoft.com/office/word/2010/wordprocessingDrawing" xmlns:wp="http://schemas.openxmlformats.org/drawingml/2006/wordprocessingDrawing" xmlns:w10="urn:schemas-microsoft-com:office:word" xmlns:w="http://schemas.openxmlformats.org/wordprocessingml/2006/main" xmlns:w14="http://schemas.microsoft.com/office/word/2010/wordml" xmlns:w15="http://schemas.microsoft.com/office/word/2012/wordml" xmlns:w16cex="http://schemas.microsoft.com/office/word/2018/wordml/cex" xmlns:w16cid="http://schemas.microsoft.com/office/word/2016/wordml/cid" xmlns:w16="http://schemas.microsoft.com/office/word/2018/wordml" xmlns:w16se="http://schemas.microsoft.com/office/word/2015/wordml/symex" xmlns:wpg="http://schemas.microsoft.com/office/word/2010/wordprocessingGroup" xmlns:wpi="http://schemas.microsoft.com/office/word/2010/wordprocessingInk" xmlns:wne="http://schemas.microsoft.com/office/word/2006/wordml" xmlns:wps="http://schemas.microsoft.com/office/word/2010/wordprocessingShape" mc:Ignorable="w14 w15 w16se w16cid w16 w16cex wp14">
   <w:p>
     <w:pPr>
       <w:pStyle w:val="a9"/>
@@ -34183,7 +35916,7 @@
 </file>
 
 <file path=word/footer3.xml><?xml version="1.0" encoding="utf-8"?>
-<w:ftr xmlns:wpc="http://schemas.microsoft.com/office/word/2010/wordprocessingCanvas" xmlns:cx="http://schemas.microsoft.com/office/drawing/2014/chartex" xmlns:cx1="http://schemas.microsoft.com/office/drawing/2015/9/8/chartex" xmlns:mc="http://schemas.openxmlformats.org/markup-compatibility/2006" xmlns:o="urn:schemas-microsoft-com:office:office" xmlns:r="http://schemas.openxmlformats.org/officeDocument/2006/relationships" xmlns:m="http://schemas.openxmlformats.org/officeDocument/2006/math" xmlns:v="urn:schemas-microsoft-com:vml" xmlns:wp14="http://schemas.microsoft.com/office/word/2010/wordprocessingDrawing" xmlns:wp="http://schemas.openxmlformats.org/drawingml/2006/wordprocessingDrawing" xmlns:w10="urn:schemas-microsoft-com:office:word" xmlns:w="http://schemas.openxmlformats.org/wordprocessingml/2006/main" xmlns:w14="http://schemas.microsoft.com/office/word/2010/wordml" xmlns:w15="http://schemas.microsoft.com/office/word/2012/wordml" xmlns:w16se="http://schemas.microsoft.com/office/word/2015/wordml/symex" xmlns:wpg="http://schemas.microsoft.com/office/word/2010/wordprocessingGroup" xmlns:wpi="http://schemas.microsoft.com/office/word/2010/wordprocessingInk" xmlns:wne="http://schemas.microsoft.com/office/word/2006/wordml" xmlns:wps="http://schemas.microsoft.com/office/word/2010/wordprocessingShape" mc:Ignorable="w14 w15 w16se wp14">
+<w:ftr xmlns:wpc="http://schemas.microsoft.com/office/word/2010/wordprocessingCanvas" xmlns:cx="http://schemas.microsoft.com/office/drawing/2014/chartex" xmlns:cx1="http://schemas.microsoft.com/office/drawing/2015/9/8/chartex" xmlns:cx2="http://schemas.microsoft.com/office/drawing/2015/10/21/chartex" xmlns:cx3="http://schemas.microsoft.com/office/drawing/2016/5/9/chartex" xmlns:cx4="http://schemas.microsoft.com/office/drawing/2016/5/10/chartex" xmlns:cx5="http://schemas.microsoft.com/office/drawing/2016/5/11/chartex" xmlns:cx6="http://schemas.microsoft.com/office/drawing/2016/5/12/chartex" xmlns:cx7="http://schemas.microsoft.com/office/drawing/2016/5/13/chartex" xmlns:cx8="http://schemas.microsoft.com/office/drawing/2016/5/14/chartex" xmlns:mc="http://schemas.openxmlformats.org/markup-compatibility/2006" xmlns:aink="http://schemas.microsoft.com/office/drawing/2016/ink" xmlns:am3d="http://schemas.microsoft.com/office/drawing/2017/model3d" xmlns:o="urn:schemas-microsoft-com:office:office" xmlns:r="http://schemas.openxmlformats.org/officeDocument/2006/relationships" xmlns:m="http://schemas.openxmlformats.org/officeDocument/2006/math" xmlns:v="urn:schemas-microsoft-com:vml" xmlns:wp14="http://schemas.microsoft.com/office/word/2010/wordprocessingDrawing" xmlns:wp="http://schemas.openxmlformats.org/drawingml/2006/wordprocessingDrawing" xmlns:w10="urn:schemas-microsoft-com:office:word" xmlns:w="http://schemas.openxmlformats.org/wordprocessingml/2006/main" xmlns:w14="http://schemas.microsoft.com/office/word/2010/wordml" xmlns:w15="http://schemas.microsoft.com/office/word/2012/wordml" xmlns:w16cex="http://schemas.microsoft.com/office/word/2018/wordml/cex" xmlns:w16cid="http://schemas.microsoft.com/office/word/2016/wordml/cid" xmlns:w16="http://schemas.microsoft.com/office/word/2018/wordml" xmlns:w16se="http://schemas.microsoft.com/office/word/2015/wordml/symex" xmlns:wpg="http://schemas.microsoft.com/office/word/2010/wordprocessingGroup" xmlns:wpi="http://schemas.microsoft.com/office/word/2010/wordprocessingInk" xmlns:wne="http://schemas.microsoft.com/office/word/2006/wordml" xmlns:wps="http://schemas.microsoft.com/office/word/2010/wordprocessingShape" mc:Ignorable="w14 w15 w16se w16cid w16 w16cex wp14">
   <w:p>
     <w:pPr>
       <w:pStyle w:val="a9"/>
@@ -34193,7 +35926,7 @@
 </file>
 
 <file path=word/footnotes.xml><?xml version="1.0" encoding="utf-8"?>
-<w:footnotes xmlns:wpc="http://schemas.microsoft.com/office/word/2010/wordprocessingCanvas" xmlns:cx="http://schemas.microsoft.com/office/drawing/2014/chartex" xmlns:cx1="http://schemas.microsoft.com/office/drawing/2015/9/8/chartex" xmlns:mc="http://schemas.openxmlformats.org/markup-compatibility/2006" xmlns:o="urn:schemas-microsoft-com:office:office" xmlns:r="http://schemas.openxmlformats.org/officeDocument/2006/relationships" xmlns:m="http://schemas.openxmlformats.org/officeDocument/2006/math" xmlns:v="urn:schemas-microsoft-com:vml" xmlns:wp14="http://schemas.microsoft.com/office/word/2010/wordprocessingDrawing" xmlns:wp="http://schemas.openxmlformats.org/drawingml/2006/wordprocessingDrawing" xmlns:w10="urn:schemas-microsoft-com:office:word" xmlns:w="http://schemas.openxmlformats.org/wordprocessingml/2006/main" xmlns:w14="http://schemas.microsoft.com/office/word/2010/wordml" xmlns:w15="http://schemas.microsoft.com/office/word/2012/wordml" xmlns:w16se="http://schemas.microsoft.com/office/word/2015/wordml/symex" xmlns:wpg="http://schemas.microsoft.com/office/word/2010/wordprocessingGroup" xmlns:wpi="http://schemas.microsoft.com/office/word/2010/wordprocessingInk" xmlns:wne="http://schemas.microsoft.com/office/word/2006/wordml" xmlns:wps="http://schemas.microsoft.com/office/word/2010/wordprocessingShape" mc:Ignorable="w14 w15 w16se wp14">
+<w:footnotes xmlns:wpc="http://schemas.microsoft.com/office/word/2010/wordprocessingCanvas" xmlns:cx="http://schemas.microsoft.com/office/drawing/2014/chartex" xmlns:cx1="http://schemas.microsoft.com/office/drawing/2015/9/8/chartex" xmlns:cx2="http://schemas.microsoft.com/office/drawing/2015/10/21/chartex" xmlns:cx3="http://schemas.microsoft.com/office/drawing/2016/5/9/chartex" xmlns:cx4="http://schemas.microsoft.com/office/drawing/2016/5/10/chartex" xmlns:cx5="http://schemas.microsoft.com/office/drawing/2016/5/11/chartex" xmlns:cx6="http://schemas.microsoft.com/office/drawing/2016/5/12/chartex" xmlns:cx7="http://schemas.microsoft.com/office/drawing/2016/5/13/chartex" xmlns:cx8="http://schemas.microsoft.com/office/drawing/2016/5/14/chartex" xmlns:mc="http://schemas.openxmlformats.org/markup-compatibility/2006" xmlns:aink="http://schemas.microsoft.com/office/drawing/2016/ink" xmlns:am3d="http://schemas.microsoft.com/office/drawing/2017/model3d" xmlns:o="urn:schemas-microsoft-com:office:office" xmlns:r="http://schemas.openxmlformats.org/officeDocument/2006/relationships" xmlns:m="http://schemas.openxmlformats.org/officeDocument/2006/math" xmlns:v="urn:schemas-microsoft-com:vml" xmlns:wp14="http://schemas.microsoft.com/office/word/2010/wordprocessingDrawing" xmlns:wp="http://schemas.openxmlformats.org/drawingml/2006/wordprocessingDrawing" xmlns:w10="urn:schemas-microsoft-com:office:word" xmlns:w="http://schemas.openxmlformats.org/wordprocessingml/2006/main" xmlns:w14="http://schemas.microsoft.com/office/word/2010/wordml" xmlns:w15="http://schemas.microsoft.com/office/word/2012/wordml" xmlns:w16cex="http://schemas.microsoft.com/office/word/2018/wordml/cex" xmlns:w16cid="http://schemas.microsoft.com/office/word/2016/wordml/cid" xmlns:w16="http://schemas.microsoft.com/office/word/2018/wordml" xmlns:w16se="http://schemas.microsoft.com/office/word/2015/wordml/symex" xmlns:wpg="http://schemas.microsoft.com/office/word/2010/wordprocessingGroup" xmlns:wpi="http://schemas.microsoft.com/office/word/2010/wordprocessingInk" xmlns:wne="http://schemas.microsoft.com/office/word/2006/wordml" xmlns:wps="http://schemas.microsoft.com/office/word/2010/wordprocessingShape" mc:Ignorable="w14 w15 w16se w16cid w16 w16cex wp14">
   <w:footnote w:type="separator" w:id="-1">
     <w:p>
       <w:r>
@@ -34212,7 +35945,7 @@
 </file>
 
 <file path=word/header1.xml><?xml version="1.0" encoding="utf-8"?>
-<w:hdr xmlns:wpc="http://schemas.microsoft.com/office/word/2010/wordprocessingCanvas" xmlns:cx="http://schemas.microsoft.com/office/drawing/2014/chartex" xmlns:cx1="http://schemas.microsoft.com/office/drawing/2015/9/8/chartex" xmlns:mc="http://schemas.openxmlformats.org/markup-compatibility/2006" xmlns:o="urn:schemas-microsoft-com:office:office" xmlns:r="http://schemas.openxmlformats.org/officeDocument/2006/relationships" xmlns:m="http://schemas.openxmlformats.org/officeDocument/2006/math" xmlns:v="urn:schemas-microsoft-com:vml" xmlns:wp14="http://schemas.microsoft.com/office/word/2010/wordprocessingDrawing" xmlns:wp="http://schemas.openxmlformats.org/drawingml/2006/wordprocessingDrawing" xmlns:w10="urn:schemas-microsoft-com:office:word" xmlns:w="http://schemas.openxmlformats.org/wordprocessingml/2006/main" xmlns:w14="http://schemas.microsoft.com/office/word/2010/wordml" xmlns:w15="http://schemas.microsoft.com/office/word/2012/wordml" xmlns:w16se="http://schemas.microsoft.com/office/word/2015/wordml/symex" xmlns:wpg="http://schemas.microsoft.com/office/word/2010/wordprocessingGroup" xmlns:wpi="http://schemas.microsoft.com/office/word/2010/wordprocessingInk" xmlns:wne="http://schemas.microsoft.com/office/word/2006/wordml" xmlns:wps="http://schemas.microsoft.com/office/word/2010/wordprocessingShape" mc:Ignorable="w14 w15 w16se wp14">
+<w:hdr xmlns:wpc="http://schemas.microsoft.com/office/word/2010/wordprocessingCanvas" xmlns:cx="http://schemas.microsoft.com/office/drawing/2014/chartex" xmlns:cx1="http://schemas.microsoft.com/office/drawing/2015/9/8/chartex" xmlns:cx2="http://schemas.microsoft.com/office/drawing/2015/10/21/chartex" xmlns:cx3="http://schemas.microsoft.com/office/drawing/2016/5/9/chartex" xmlns:cx4="http://schemas.microsoft.com/office/drawing/2016/5/10/chartex" xmlns:cx5="http://schemas.microsoft.com/office/drawing/2016/5/11/chartex" xmlns:cx6="http://schemas.microsoft.com/office/drawing/2016/5/12/chartex" xmlns:cx7="http://schemas.microsoft.com/office/drawing/2016/5/13/chartex" xmlns:cx8="http://schemas.microsoft.com/office/drawing/2016/5/14/chartex" xmlns:mc="http://schemas.openxmlformats.org/markup-compatibility/2006" xmlns:aink="http://schemas.microsoft.com/office/drawing/2016/ink" xmlns:am3d="http://schemas.microsoft.com/office/drawing/2017/model3d" xmlns:o="urn:schemas-microsoft-com:office:office" xmlns:r="http://schemas.openxmlformats.org/officeDocument/2006/relationships" xmlns:m="http://schemas.openxmlformats.org/officeDocument/2006/math" xmlns:v="urn:schemas-microsoft-com:vml" xmlns:wp14="http://schemas.microsoft.com/office/word/2010/wordprocessingDrawing" xmlns:wp="http://schemas.openxmlformats.org/drawingml/2006/wordprocessingDrawing" xmlns:w10="urn:schemas-microsoft-com:office:word" xmlns:w="http://schemas.openxmlformats.org/wordprocessingml/2006/main" xmlns:w14="http://schemas.microsoft.com/office/word/2010/wordml" xmlns:w15="http://schemas.microsoft.com/office/word/2012/wordml" xmlns:w16cex="http://schemas.microsoft.com/office/word/2018/wordml/cex" xmlns:w16cid="http://schemas.microsoft.com/office/word/2016/wordml/cid" xmlns:w16="http://schemas.microsoft.com/office/word/2018/wordml" xmlns:w16se="http://schemas.microsoft.com/office/word/2015/wordml/symex" xmlns:wpg="http://schemas.microsoft.com/office/word/2010/wordprocessingGroup" xmlns:wpi="http://schemas.microsoft.com/office/word/2010/wordprocessingInk" xmlns:wne="http://schemas.microsoft.com/office/word/2006/wordml" xmlns:wps="http://schemas.microsoft.com/office/word/2010/wordprocessingShape" mc:Ignorable="w14 w15 w16se w16cid w16 w16cex wp14">
   <w:p>
     <w:pPr>
       <w:pStyle w:val="a6"/>
@@ -34263,7 +35996,7 @@
 </file>
 
 <file path=word/header2.xml><?xml version="1.0" encoding="utf-8"?>
-<w:hdr xmlns:wpc="http://schemas.microsoft.com/office/word/2010/wordprocessingCanvas" xmlns:cx="http://schemas.microsoft.com/office/drawing/2014/chartex" xmlns:cx1="http://schemas.microsoft.com/office/drawing/2015/9/8/chartex" xmlns:mc="http://schemas.openxmlformats.org/markup-compatibility/2006" xmlns:o="urn:schemas-microsoft-com:office:office" xmlns:r="http://schemas.openxmlformats.org/officeDocument/2006/relationships" xmlns:m="http://schemas.openxmlformats.org/officeDocument/2006/math" xmlns:v="urn:schemas-microsoft-com:vml" xmlns:wp14="http://schemas.microsoft.com/office/word/2010/wordprocessingDrawing" xmlns:wp="http://schemas.openxmlformats.org/drawingml/2006/wordprocessingDrawing" xmlns:w10="urn:schemas-microsoft-com:office:word" xmlns:w="http://schemas.openxmlformats.org/wordprocessingml/2006/main" xmlns:w14="http://schemas.microsoft.com/office/word/2010/wordml" xmlns:w15="http://schemas.microsoft.com/office/word/2012/wordml" xmlns:w16se="http://schemas.microsoft.com/office/word/2015/wordml/symex" xmlns:wpg="http://schemas.microsoft.com/office/word/2010/wordprocessingGroup" xmlns:wpi="http://schemas.microsoft.com/office/word/2010/wordprocessingInk" xmlns:wne="http://schemas.microsoft.com/office/word/2006/wordml" xmlns:wps="http://schemas.microsoft.com/office/word/2010/wordprocessingShape" mc:Ignorable="w14 w15 w16se wp14">
+<w:hdr xmlns:wpc="http://schemas.microsoft.com/office/word/2010/wordprocessingCanvas" xmlns:cx="http://schemas.microsoft.com/office/drawing/2014/chartex" xmlns:cx1="http://schemas.microsoft.com/office/drawing/2015/9/8/chartex" xmlns:cx2="http://schemas.microsoft.com/office/drawing/2015/10/21/chartex" xmlns:cx3="http://schemas.microsoft.com/office/drawing/2016/5/9/chartex" xmlns:cx4="http://schemas.microsoft.com/office/drawing/2016/5/10/chartex" xmlns:cx5="http://schemas.microsoft.com/office/drawing/2016/5/11/chartex" xmlns:cx6="http://schemas.microsoft.com/office/drawing/2016/5/12/chartex" xmlns:cx7="http://schemas.microsoft.com/office/drawing/2016/5/13/chartex" xmlns:cx8="http://schemas.microsoft.com/office/drawing/2016/5/14/chartex" xmlns:mc="http://schemas.openxmlformats.org/markup-compatibility/2006" xmlns:aink="http://schemas.microsoft.com/office/drawing/2016/ink" xmlns:am3d="http://schemas.microsoft.com/office/drawing/2017/model3d" xmlns:o="urn:schemas-microsoft-com:office:office" xmlns:r="http://schemas.openxmlformats.org/officeDocument/2006/relationships" xmlns:m="http://schemas.openxmlformats.org/officeDocument/2006/math" xmlns:v="urn:schemas-microsoft-com:vml" xmlns:wp14="http://schemas.microsoft.com/office/word/2010/wordprocessingDrawing" xmlns:wp="http://schemas.openxmlformats.org/drawingml/2006/wordprocessingDrawing" xmlns:w10="urn:schemas-microsoft-com:office:word" xmlns:w="http://schemas.openxmlformats.org/wordprocessingml/2006/main" xmlns:w14="http://schemas.microsoft.com/office/word/2010/wordml" xmlns:w15="http://schemas.microsoft.com/office/word/2012/wordml" xmlns:w16cex="http://schemas.microsoft.com/office/word/2018/wordml/cex" xmlns:w16cid="http://schemas.microsoft.com/office/word/2016/wordml/cid" xmlns:w16="http://schemas.microsoft.com/office/word/2018/wordml" xmlns:w16se="http://schemas.microsoft.com/office/word/2015/wordml/symex" xmlns:wpg="http://schemas.microsoft.com/office/word/2010/wordprocessingGroup" xmlns:wpi="http://schemas.microsoft.com/office/word/2010/wordprocessingInk" xmlns:wne="http://schemas.microsoft.com/office/word/2006/wordml" xmlns:wps="http://schemas.microsoft.com/office/word/2010/wordprocessingShape" mc:Ignorable="w14 w15 w16se w16cid w16 w16cex wp14">
   <w:p>
     <w:pPr>
       <w:pStyle w:val="a6"/>
@@ -34314,7 +36047,7 @@
 </file>
 
 <file path=word/header3.xml><?xml version="1.0" encoding="utf-8"?>
-<w:hdr xmlns:wpc="http://schemas.microsoft.com/office/word/2010/wordprocessingCanvas" xmlns:cx="http://schemas.microsoft.com/office/drawing/2014/chartex" xmlns:cx1="http://schemas.microsoft.com/office/drawing/2015/9/8/chartex" xmlns:mc="http://schemas.openxmlformats.org/markup-compatibility/2006" xmlns:o="urn:schemas-microsoft-com:office:office" xmlns:r="http://schemas.openxmlformats.org/officeDocument/2006/relationships" xmlns:m="http://schemas.openxmlformats.org/officeDocument/2006/math" xmlns:v="urn:schemas-microsoft-com:vml" xmlns:wp14="http://schemas.microsoft.com/office/word/2010/wordprocessingDrawing" xmlns:wp="http://schemas.openxmlformats.org/drawingml/2006/wordprocessingDrawing" xmlns:w10="urn:schemas-microsoft-com:office:word" xmlns:w="http://schemas.openxmlformats.org/wordprocessingml/2006/main" xmlns:w14="http://schemas.microsoft.com/office/word/2010/wordml" xmlns:w15="http://schemas.microsoft.com/office/word/2012/wordml" xmlns:w16se="http://schemas.microsoft.com/office/word/2015/wordml/symex" xmlns:wpg="http://schemas.microsoft.com/office/word/2010/wordprocessingGroup" xmlns:wpi="http://schemas.microsoft.com/office/word/2010/wordprocessingInk" xmlns:wne="http://schemas.microsoft.com/office/word/2006/wordml" xmlns:wps="http://schemas.microsoft.com/office/word/2010/wordprocessingShape" mc:Ignorable="w14 w15 w16se wp14">
+<w:hdr xmlns:wpc="http://schemas.microsoft.com/office/word/2010/wordprocessingCanvas" xmlns:cx="http://schemas.microsoft.com/office/drawing/2014/chartex" xmlns:cx1="http://schemas.microsoft.com/office/drawing/2015/9/8/chartex" xmlns:cx2="http://schemas.microsoft.com/office/drawing/2015/10/21/chartex" xmlns:cx3="http://schemas.microsoft.com/office/drawing/2016/5/9/chartex" xmlns:cx4="http://schemas.microsoft.com/office/drawing/2016/5/10/chartex" xmlns:cx5="http://schemas.microsoft.com/office/drawing/2016/5/11/chartex" xmlns:cx6="http://schemas.microsoft.com/office/drawing/2016/5/12/chartex" xmlns:cx7="http://schemas.microsoft.com/office/drawing/2016/5/13/chartex" xmlns:cx8="http://schemas.microsoft.com/office/drawing/2016/5/14/chartex" xmlns:mc="http://schemas.openxmlformats.org/markup-compatibility/2006" xmlns:aink="http://schemas.microsoft.com/office/drawing/2016/ink" xmlns:am3d="http://schemas.microsoft.com/office/drawing/2017/model3d" xmlns:o="urn:schemas-microsoft-com:office:office" xmlns:r="http://schemas.openxmlformats.org/officeDocument/2006/relationships" xmlns:m="http://schemas.openxmlformats.org/officeDocument/2006/math" xmlns:v="urn:schemas-microsoft-com:vml" xmlns:wp14="http://schemas.microsoft.com/office/word/2010/wordprocessingDrawing" xmlns:wp="http://schemas.openxmlformats.org/drawingml/2006/wordprocessingDrawing" xmlns:w10="urn:schemas-microsoft-com:office:word" xmlns:w="http://schemas.openxmlformats.org/wordprocessingml/2006/main" xmlns:w14="http://schemas.microsoft.com/office/word/2010/wordml" xmlns:w15="http://schemas.microsoft.com/office/word/2012/wordml" xmlns:w16cex="http://schemas.microsoft.com/office/word/2018/wordml/cex" xmlns:w16cid="http://schemas.microsoft.com/office/word/2016/wordml/cid" xmlns:w16="http://schemas.microsoft.com/office/word/2018/wordml" xmlns:w16se="http://schemas.microsoft.com/office/word/2015/wordml/symex" xmlns:wpg="http://schemas.microsoft.com/office/word/2010/wordprocessingGroup" xmlns:wpi="http://schemas.microsoft.com/office/word/2010/wordprocessingInk" xmlns:wne="http://schemas.microsoft.com/office/word/2006/wordml" xmlns:wps="http://schemas.microsoft.com/office/word/2010/wordprocessingShape" mc:Ignorable="w14 w15 w16se w16cid w16 w16cex wp14">
   <w:p>
     <w:pPr>
       <w:pStyle w:val="a6"/>
@@ -34324,7 +36057,7 @@
 </file>
 
 <file path=word/header4.xml><?xml version="1.0" encoding="utf-8"?>
-<w:hdr xmlns:wpc="http://schemas.microsoft.com/office/word/2010/wordprocessingCanvas" xmlns:cx="http://schemas.microsoft.com/office/drawing/2014/chartex" xmlns:cx1="http://schemas.microsoft.com/office/drawing/2015/9/8/chartex" xmlns:mc="http://schemas.openxmlformats.org/markup-compatibility/2006" xmlns:o="urn:schemas-microsoft-com:office:office" xmlns:r="http://schemas.openxmlformats.org/officeDocument/2006/relationships" xmlns:m="http://schemas.openxmlformats.org/officeDocument/2006/math" xmlns:v="urn:schemas-microsoft-com:vml" xmlns:wp14="http://schemas.microsoft.com/office/word/2010/wordprocessingDrawing" xmlns:wp="http://schemas.openxmlformats.org/drawingml/2006/wordprocessingDrawing" xmlns:w10="urn:schemas-microsoft-com:office:word" xmlns:w="http://schemas.openxmlformats.org/wordprocessingml/2006/main" xmlns:w14="http://schemas.microsoft.com/office/word/2010/wordml" xmlns:w15="http://schemas.microsoft.com/office/word/2012/wordml" xmlns:w16se="http://schemas.microsoft.com/office/word/2015/wordml/symex" xmlns:wpg="http://schemas.microsoft.com/office/word/2010/wordprocessingGroup" xmlns:wpi="http://schemas.microsoft.com/office/word/2010/wordprocessingInk" xmlns:wne="http://schemas.microsoft.com/office/word/2006/wordml" xmlns:wps="http://schemas.microsoft.com/office/word/2010/wordprocessingShape" mc:Ignorable="w14 w15 w16se wp14">
+<w:hdr xmlns:wpc="http://schemas.microsoft.com/office/word/2010/wordprocessingCanvas" xmlns:cx="http://schemas.microsoft.com/office/drawing/2014/chartex" xmlns:cx1="http://schemas.microsoft.com/office/drawing/2015/9/8/chartex" xmlns:cx2="http://schemas.microsoft.com/office/drawing/2015/10/21/chartex" xmlns:cx3="http://schemas.microsoft.com/office/drawing/2016/5/9/chartex" xmlns:cx4="http://schemas.microsoft.com/office/drawing/2016/5/10/chartex" xmlns:cx5="http://schemas.microsoft.com/office/drawing/2016/5/11/chartex" xmlns:cx6="http://schemas.microsoft.com/office/drawing/2016/5/12/chartex" xmlns:cx7="http://schemas.microsoft.com/office/drawing/2016/5/13/chartex" xmlns:cx8="http://schemas.microsoft.com/office/drawing/2016/5/14/chartex" xmlns:mc="http://schemas.openxmlformats.org/markup-compatibility/2006" xmlns:aink="http://schemas.microsoft.com/office/drawing/2016/ink" xmlns:am3d="http://schemas.microsoft.com/office/drawing/2017/model3d" xmlns:o="urn:schemas-microsoft-com:office:office" xmlns:r="http://schemas.openxmlformats.org/officeDocument/2006/relationships" xmlns:m="http://schemas.openxmlformats.org/officeDocument/2006/math" xmlns:v="urn:schemas-microsoft-com:vml" xmlns:wp14="http://schemas.microsoft.com/office/word/2010/wordprocessingDrawing" xmlns:wp="http://schemas.openxmlformats.org/drawingml/2006/wordprocessingDrawing" xmlns:w10="urn:schemas-microsoft-com:office:word" xmlns:w="http://schemas.openxmlformats.org/wordprocessingml/2006/main" xmlns:w14="http://schemas.microsoft.com/office/word/2010/wordml" xmlns:w15="http://schemas.microsoft.com/office/word/2012/wordml" xmlns:w16cex="http://schemas.microsoft.com/office/word/2018/wordml/cex" xmlns:w16cid="http://schemas.microsoft.com/office/word/2016/wordml/cid" xmlns:w16="http://schemas.microsoft.com/office/word/2018/wordml" xmlns:w16se="http://schemas.microsoft.com/office/word/2015/wordml/symex" xmlns:wpg="http://schemas.microsoft.com/office/word/2010/wordprocessingGroup" xmlns:wpi="http://schemas.microsoft.com/office/word/2010/wordprocessingInk" xmlns:wne="http://schemas.microsoft.com/office/word/2006/wordml" xmlns:wps="http://schemas.microsoft.com/office/word/2010/wordprocessingShape" mc:Ignorable="w14 w15 w16se w16cid w16 w16cex wp14">
   <w:p>
     <w:pPr>
       <w:pStyle w:val="a6"/>
@@ -34375,7 +36108,7 @@
 </file>
 
 <file path=word/header5.xml><?xml version="1.0" encoding="utf-8"?>
-<w:hdr xmlns:wpc="http://schemas.microsoft.com/office/word/2010/wordprocessingCanvas" xmlns:cx="http://schemas.microsoft.com/office/drawing/2014/chartex" xmlns:cx1="http://schemas.microsoft.com/office/drawing/2015/9/8/chartex" xmlns:mc="http://schemas.openxmlformats.org/markup-compatibility/2006" xmlns:o="urn:schemas-microsoft-com:office:office" xmlns:r="http://schemas.openxmlformats.org/officeDocument/2006/relationships" xmlns:m="http://schemas.openxmlformats.org/officeDocument/2006/math" xmlns:v="urn:schemas-microsoft-com:vml" xmlns:wp14="http://schemas.microsoft.com/office/word/2010/wordprocessingDrawing" xmlns:wp="http://schemas.openxmlformats.org/drawingml/2006/wordprocessingDrawing" xmlns:w10="urn:schemas-microsoft-com:office:word" xmlns:w="http://schemas.openxmlformats.org/wordprocessingml/2006/main" xmlns:w14="http://schemas.microsoft.com/office/word/2010/wordml" xmlns:w15="http://schemas.microsoft.com/office/word/2012/wordml" xmlns:w16se="http://schemas.microsoft.com/office/word/2015/wordml/symex" xmlns:wpg="http://schemas.microsoft.com/office/word/2010/wordprocessingGroup" xmlns:wpi="http://schemas.microsoft.com/office/word/2010/wordprocessingInk" xmlns:wne="http://schemas.microsoft.com/office/word/2006/wordml" xmlns:wps="http://schemas.microsoft.com/office/word/2010/wordprocessingShape" mc:Ignorable="w14 w15 w16se wp14">
+<w:hdr xmlns:wpc="http://schemas.microsoft.com/office/word/2010/wordprocessingCanvas" xmlns:cx="http://schemas.microsoft.com/office/drawing/2014/chartex" xmlns:cx1="http://schemas.microsoft.com/office/drawing/2015/9/8/chartex" xmlns:cx2="http://schemas.microsoft.com/office/drawing/2015/10/21/chartex" xmlns:cx3="http://schemas.microsoft.com/office/drawing/2016/5/9/chartex" xmlns:cx4="http://schemas.microsoft.com/office/drawing/2016/5/10/chartex" xmlns:cx5="http://schemas.microsoft.com/office/drawing/2016/5/11/chartex" xmlns:cx6="http://schemas.microsoft.com/office/drawing/2016/5/12/chartex" xmlns:cx7="http://schemas.microsoft.com/office/drawing/2016/5/13/chartex" xmlns:cx8="http://schemas.microsoft.com/office/drawing/2016/5/14/chartex" xmlns:mc="http://schemas.openxmlformats.org/markup-compatibility/2006" xmlns:aink="http://schemas.microsoft.com/office/drawing/2016/ink" xmlns:am3d="http://schemas.microsoft.com/office/drawing/2017/model3d" xmlns:o="urn:schemas-microsoft-com:office:office" xmlns:r="http://schemas.openxmlformats.org/officeDocument/2006/relationships" xmlns:m="http://schemas.openxmlformats.org/officeDocument/2006/math" xmlns:v="urn:schemas-microsoft-com:vml" xmlns:wp14="http://schemas.microsoft.com/office/word/2010/wordprocessingDrawing" xmlns:wp="http://schemas.openxmlformats.org/drawingml/2006/wordprocessingDrawing" xmlns:w10="urn:schemas-microsoft-com:office:word" xmlns:w="http://schemas.openxmlformats.org/wordprocessingml/2006/main" xmlns:w14="http://schemas.microsoft.com/office/word/2010/wordml" xmlns:w15="http://schemas.microsoft.com/office/word/2012/wordml" xmlns:w16cex="http://schemas.microsoft.com/office/word/2018/wordml/cex" xmlns:w16cid="http://schemas.microsoft.com/office/word/2016/wordml/cid" xmlns:w16="http://schemas.microsoft.com/office/word/2018/wordml" xmlns:w16se="http://schemas.microsoft.com/office/word/2015/wordml/symex" xmlns:wpg="http://schemas.microsoft.com/office/word/2010/wordprocessingGroup" xmlns:wpi="http://schemas.microsoft.com/office/word/2010/wordprocessingInk" xmlns:wne="http://schemas.microsoft.com/office/word/2006/wordml" xmlns:wps="http://schemas.microsoft.com/office/word/2010/wordprocessingShape" mc:Ignorable="w14 w15 w16se w16cid w16 w16cex wp14">
   <w:p>
     <w:pPr>
       <w:pStyle w:val="a6"/>
@@ -34407,7 +36140,14 @@
         <w:rStyle w:val="a8"/>
         <w:noProof/>
       </w:rPr>
-      <w:t>20</w:t>
+      <w:t>2</w:t>
+    </w:r>
+    <w:r>
+      <w:rPr>
+        <w:rStyle w:val="a8"/>
+        <w:noProof/>
+      </w:rPr>
+      <w:t>0</w:t>
     </w:r>
     <w:r>
       <w:rPr>
@@ -34426,7 +36166,7 @@
 </file>
 
 <file path=word/numbering.xml><?xml version="1.0" encoding="utf-8"?>
-<w:numbering xmlns:wpc="http://schemas.microsoft.com/office/word/2010/wordprocessingCanvas" xmlns:cx="http://schemas.microsoft.com/office/drawing/2014/chartex" xmlns:cx1="http://schemas.microsoft.com/office/drawing/2015/9/8/chartex" xmlns:mc="http://schemas.openxmlformats.org/markup-compatibility/2006" xmlns:o="urn:schemas-microsoft-com:office:office" xmlns:r="http://schemas.openxmlformats.org/officeDocument/2006/relationships" xmlns:m="http://schemas.openxmlformats.org/officeDocument/2006/math" xmlns:v="urn:schemas-microsoft-com:vml" xmlns:wp14="http://schemas.microsoft.com/office/word/2010/wordprocessingDrawing" xmlns:wp="http://schemas.openxmlformats.org/drawingml/2006/wordprocessingDrawing" xmlns:w10="urn:schemas-microsoft-com:office:word" xmlns:w="http://schemas.openxmlformats.org/wordprocessingml/2006/main" xmlns:w14="http://schemas.microsoft.com/office/word/2010/wordml" xmlns:w15="http://schemas.microsoft.com/office/word/2012/wordml" xmlns:w16se="http://schemas.microsoft.com/office/word/2015/wordml/symex" xmlns:wpg="http://schemas.microsoft.com/office/word/2010/wordprocessingGroup" xmlns:wpi="http://schemas.microsoft.com/office/word/2010/wordprocessingInk" xmlns:wne="http://schemas.microsoft.com/office/word/2006/wordml" xmlns:wps="http://schemas.microsoft.com/office/word/2010/wordprocessingShape" mc:Ignorable="w14 w15 w16se wp14">
+<w:numbering xmlns:wpc="http://schemas.microsoft.com/office/word/2010/wordprocessingCanvas" xmlns:cx="http://schemas.microsoft.com/office/drawing/2014/chartex" xmlns:cx1="http://schemas.microsoft.com/office/drawing/2015/9/8/chartex" xmlns:cx2="http://schemas.microsoft.com/office/drawing/2015/10/21/chartex" xmlns:cx3="http://schemas.microsoft.com/office/drawing/2016/5/9/chartex" xmlns:cx4="http://schemas.microsoft.com/office/drawing/2016/5/10/chartex" xmlns:cx5="http://schemas.microsoft.com/office/drawing/2016/5/11/chartex" xmlns:cx6="http://schemas.microsoft.com/office/drawing/2016/5/12/chartex" xmlns:cx7="http://schemas.microsoft.com/office/drawing/2016/5/13/chartex" xmlns:cx8="http://schemas.microsoft.com/office/drawing/2016/5/14/chartex" xmlns:mc="http://schemas.openxmlformats.org/markup-compatibility/2006" xmlns:aink="http://schemas.microsoft.com/office/drawing/2016/ink" xmlns:am3d="http://schemas.microsoft.com/office/drawing/2017/model3d" xmlns:o="urn:schemas-microsoft-com:office:office" xmlns:r="http://schemas.openxmlformats.org/officeDocument/2006/relationships" xmlns:m="http://schemas.openxmlformats.org/officeDocument/2006/math" xmlns:v="urn:schemas-microsoft-com:vml" xmlns:wp14="http://schemas.microsoft.com/office/word/2010/wordprocessingDrawing" xmlns:wp="http://schemas.openxmlformats.org/drawingml/2006/wordprocessingDrawing" xmlns:w10="urn:schemas-microsoft-com:office:word" xmlns:w="http://schemas.openxmlformats.org/wordprocessingml/2006/main" xmlns:w14="http://schemas.microsoft.com/office/word/2010/wordml" xmlns:w15="http://schemas.microsoft.com/office/word/2012/wordml" xmlns:w16cex="http://schemas.microsoft.com/office/word/2018/wordml/cex" xmlns:w16cid="http://schemas.microsoft.com/office/word/2016/wordml/cid" xmlns:w16="http://schemas.microsoft.com/office/word/2018/wordml" xmlns:w16se="http://schemas.microsoft.com/office/word/2015/wordml/symex" xmlns:wpg="http://schemas.microsoft.com/office/word/2010/wordprocessingGroup" xmlns:wpi="http://schemas.microsoft.com/office/word/2010/wordprocessingInk" xmlns:wne="http://schemas.microsoft.com/office/word/2006/wordml" xmlns:wps="http://schemas.microsoft.com/office/word/2010/wordprocessingShape" mc:Ignorable="w14 w15 w16se w16cid w16 w16cex wp14">
   <w:abstractNum w:abstractNumId="0" w15:restartNumberingAfterBreak="0">
     <w:nsid w:val="01C47C96"/>
     <w:multiLevelType w:val="hybridMultilevel"/>
@@ -40244,7 +41984,7 @@
 </file>
 
 <file path=word/styles.xml><?xml version="1.0" encoding="utf-8"?>
-<w:styles xmlns:mc="http://schemas.openxmlformats.org/markup-compatibility/2006" xmlns:r="http://schemas.openxmlformats.org/officeDocument/2006/relationships" xmlns:w="http://schemas.openxmlformats.org/wordprocessingml/2006/main" xmlns:w14="http://schemas.microsoft.com/office/word/2010/wordml" xmlns:w15="http://schemas.microsoft.com/office/word/2012/wordml" xmlns:w16se="http://schemas.microsoft.com/office/word/2015/wordml/symex" mc:Ignorable="w14 w15 w16se">
+<w:styles xmlns:mc="http://schemas.openxmlformats.org/markup-compatibility/2006" xmlns:r="http://schemas.openxmlformats.org/officeDocument/2006/relationships" xmlns:w="http://schemas.openxmlformats.org/wordprocessingml/2006/main" xmlns:w14="http://schemas.microsoft.com/office/word/2010/wordml" xmlns:w15="http://schemas.microsoft.com/office/word/2012/wordml" xmlns:w16cex="http://schemas.microsoft.com/office/word/2018/wordml/cex" xmlns:w16cid="http://schemas.microsoft.com/office/word/2016/wordml/cid" xmlns:w16="http://schemas.microsoft.com/office/word/2018/wordml" xmlns:w16se="http://schemas.microsoft.com/office/word/2015/wordml/symex" mc:Ignorable="w14 w15 w16se w16cid w16 w16cex">
   <w:docDefaults>
     <w:rPrDefault>
       <w:rPr>
@@ -40254,7 +41994,7 @@
     </w:rPrDefault>
     <w:pPrDefault/>
   </w:docDefaults>
-  <w:latentStyles w:defLockedState="0" w:defUIPriority="0" w:defSemiHidden="0" w:defUnhideWhenUsed="0" w:defQFormat="0" w:count="371">
+  <w:latentStyles w:defLockedState="0" w:defUIPriority="0" w:defSemiHidden="0" w:defUnhideWhenUsed="0" w:defQFormat="0" w:count="376">
     <w:lsdException w:name="Normal" w:qFormat="1"/>
     <w:lsdException w:name="heading 1" w:qFormat="1"/>
     <w:lsdException w:name="heading 2" w:qFormat="1"/>
@@ -40354,7 +42094,6 @@
     <w:lsdException w:name="HTML Sample" w:semiHidden="1" w:unhideWhenUsed="1"/>
     <w:lsdException w:name="HTML Typewriter" w:semiHidden="1" w:unhideWhenUsed="1"/>
     <w:lsdException w:name="HTML Variable" w:semiHidden="1" w:unhideWhenUsed="1"/>
-    <w:lsdException w:name="Normal Table" w:semiHidden="1" w:unhideWhenUsed="1"/>
     <w:lsdException w:name="annotation subject" w:semiHidden="1" w:unhideWhenUsed="1"/>
     <w:lsdException w:name="No List" w:semiHidden="1" w:unhideWhenUsed="1"/>
     <w:lsdException w:name="Outline List 1" w:semiHidden="1" w:unhideWhenUsed="1"/>
@@ -40397,11 +42136,8 @@
     <w:lsdException w:name="Table Contemporary" w:semiHidden="1" w:unhideWhenUsed="1"/>
     <w:lsdException w:name="Table Elegant" w:semiHidden="1" w:unhideWhenUsed="1"/>
     <w:lsdException w:name="Table Professional" w:semiHidden="1" w:unhideWhenUsed="1"/>
-    <w:lsdException w:name="Table Subtle 1" w:semiHidden="1" w:unhideWhenUsed="1"/>
     <w:lsdException w:name="Table Subtle 2" w:semiHidden="1" w:unhideWhenUsed="1"/>
     <w:lsdException w:name="Table Web 1" w:semiHidden="1" w:unhideWhenUsed="1"/>
-    <w:lsdException w:name="Table Web 2" w:semiHidden="1" w:unhideWhenUsed="1"/>
-    <w:lsdException w:name="Table Web 3" w:semiHidden="1" w:unhideWhenUsed="1"/>
     <w:lsdException w:name="Balloon Text" w:semiHidden="1" w:unhideWhenUsed="1"/>
     <w:lsdException w:name="Table Theme" w:semiHidden="1" w:unhideWhenUsed="1"/>
     <w:lsdException w:name="Placeholder Text" w:semiHidden="1" w:uiPriority="99"/>
@@ -40619,6 +42355,11 @@
     <w:lsdException w:name="List Table 5 Dark Accent 6" w:uiPriority="50"/>
     <w:lsdException w:name="List Table 6 Colorful Accent 6" w:uiPriority="51"/>
     <w:lsdException w:name="List Table 7 Colorful Accent 6" w:uiPriority="52"/>
+    <w:lsdException w:name="Mention" w:semiHidden="1" w:uiPriority="99" w:unhideWhenUsed="1"/>
+    <w:lsdException w:name="Smart Hyperlink" w:semiHidden="1" w:uiPriority="99" w:unhideWhenUsed="1"/>
+    <w:lsdException w:name="Hashtag" w:semiHidden="1" w:uiPriority="99" w:unhideWhenUsed="1"/>
+    <w:lsdException w:name="Unresolved Mention" w:semiHidden="1" w:uiPriority="99" w:unhideWhenUsed="1"/>
+    <w:lsdException w:name="Smart Link" w:semiHidden="1" w:uiPriority="99" w:unhideWhenUsed="1"/>
   </w:latentStyles>
   <w:style w:type="paragraph" w:default="1" w:styleId="a">
     <w:name w:val="Normal"/>
@@ -40884,7 +42625,7 @@
     </w:rPr>
   </w:style>
   <w:style w:type="character" w:customStyle="1" w:styleId="ae">
-    <w:name w:val="Текст сноски Знак"/>
+    <w:name w:val="Текст виноски Знак"/>
     <w:link w:val="ad"/>
     <w:rsid w:val="005A30F3"/>
     <w:rPr>
@@ -40917,7 +42658,7 @@
     </w:rPr>
   </w:style>
   <w:style w:type="character" w:customStyle="1" w:styleId="a5">
-    <w:name w:val="Заголовок Знак"/>
+    <w:name w:val="Назва Знак"/>
     <w:link w:val="a4"/>
     <w:rsid w:val="009657E4"/>
     <w:rPr>
@@ -41063,7 +42804,7 @@
     </w:rPr>
   </w:style>
   <w:style w:type="character" w:customStyle="1" w:styleId="ac">
-    <w:name w:val="Основной текст Знак"/>
+    <w:name w:val="Основний текст Знак"/>
     <w:link w:val="ab"/>
     <w:rsid w:val="00FF3EB3"/>
     <w:rPr>
@@ -41109,7 +42850,7 @@
     </w:rPr>
   </w:style>
   <w:style w:type="character" w:customStyle="1" w:styleId="31">
-    <w:name w:val="Основной текст 3 Знак"/>
+    <w:name w:val="Основний текст 3 Знак"/>
     <w:link w:val="30"/>
     <w:rsid w:val="00DA616C"/>
     <w:rPr>
@@ -41130,7 +42871,7 @@
     </w:rPr>
   </w:style>
   <w:style w:type="character" w:customStyle="1" w:styleId="af7">
-    <w:name w:val="Текст выноски Знак"/>
+    <w:name w:val="Текст у виносці Знак"/>
     <w:link w:val="af6"/>
     <w:rsid w:val="00DA616C"/>
     <w:rPr>
@@ -41140,7 +42881,7 @@
     </w:rPr>
   </w:style>
   <w:style w:type="character" w:customStyle="1" w:styleId="a7">
-    <w:name w:val="Верхний колонтитул Знак"/>
+    <w:name w:val="Верхній колонтитул Знак"/>
     <w:link w:val="a6"/>
     <w:rsid w:val="00DA616C"/>
     <w:rPr>
@@ -41184,7 +42925,7 @@
     </w:rPr>
   </w:style>
   <w:style w:type="character" w:customStyle="1" w:styleId="22">
-    <w:name w:val="Основной текст с отступом 2 Знак"/>
+    <w:name w:val="Основний текст з відступом 2 Знак"/>
     <w:link w:val="21"/>
     <w:rsid w:val="00DA616C"/>
     <w:rPr>
@@ -41530,7 +43271,7 @@
 </file>
 
 <file path=customXml/itemProps1.xml><?xml version="1.0" encoding="utf-8"?>
-<ds:datastoreItem xmlns:ds="http://schemas.openxmlformats.org/officeDocument/2006/customXml" ds:itemID="{FCCA79CC-DA48-4416-8CFC-61C9CE3B762F}">
+<ds:datastoreItem xmlns:ds="http://schemas.openxmlformats.org/officeDocument/2006/customXml" ds:itemID="{FF7FC40E-62E1-402A-A0EC-296EE6CF2E06}">
   <ds:schemaRefs>
     <ds:schemaRef ds:uri="http://schemas.openxmlformats.org/officeDocument/2006/bibliography"/>
   </ds:schemaRefs>
